--- a/University/Kurator/5 лаба.docx
+++ b/University/Kurator/5 лаба.docx
@@ -2,25 +2,1057 @@
 <file path=word/document.xml><?xml version="1.0" encoding="utf-8"?>
 <w:document xmlns:wpc="http://schemas.microsoft.com/office/word/2010/wordprocessingCanvas" xmlns:cx="http://schemas.microsoft.com/office/drawing/2014/chartex" xmlns:cx1="http://schemas.microsoft.com/office/drawing/2015/9/8/chartex" xmlns:cx2="http://schemas.microsoft.com/office/drawing/2015/10/21/chartex" xmlns:cx3="http://schemas.microsoft.com/office/drawing/2016/5/9/chartex" xmlns:cx4="http://schemas.microsoft.com/office/drawing/2016/5/10/chartex" xmlns:cx5="http://schemas.microsoft.com/office/drawing/2016/5/11/chartex" xmlns:cx6="http://schemas.microsoft.com/office/drawing/2016/5/12/chartex" xmlns:cx7="http://schemas.microsoft.com/office/drawing/2016/5/13/chartex" xmlns:cx8="http://schemas.microsoft.com/office/drawing/2016/5/14/chartex" xmlns:mc="http://schemas.openxmlformats.org/markup-compatibility/2006" xmlns:aink="http://schemas.microsoft.com/office/drawing/2016/ink" xmlns:am3d="http://schemas.microsoft.com/office/drawing/2017/model3d" xmlns:o="urn:schemas-microsoft-com:office:office" xmlns:oel="http://schemas.microsoft.com/office/2019/extlst" xmlns:r="http://schemas.openxmlformats.org/officeDocument/2006/relationships" xmlns:m="http://schemas.openxmlformats.org/officeDocument/2006/math" xmlns:v="urn:schemas-microsoft-com:vml" xmlns:wp14="http://schemas.microsoft.com/office/word/2010/wordprocessingDrawing" xmlns:wp="http://schemas.openxmlformats.org/drawingml/2006/wordprocessingDrawing" xmlns:w10="urn:schemas-microsoft-com:office:word" xmlns:w="http://schemas.openxmlformats.org/wordprocessingml/2006/main" xmlns:w14="http://schemas.microsoft.com/office/word/2010/wordml" xmlns:w15="http://schemas.microsoft.com/office/word/2012/wordml" xmlns:w16cex="http://schemas.microsoft.com/office/word/2018/wordml/cex" xmlns:w16cid="http://schemas.microsoft.com/office/word/2016/wordml/cid" xmlns:w16="http://schemas.microsoft.com/office/word/2018/wordml" xmlns:w16du="http://schemas.microsoft.com/office/word/2023/wordml/word16du" xmlns:w16sdtdh="http://schemas.microsoft.com/office/word/2020/wordml/sdtdatahash" xmlns:w16sdtfl="http://schemas.microsoft.com/office/word/2024/wordml/sdtformatlock" xmlns:w16se="http://schemas.microsoft.com/office/word/2015/wordml/symex" xmlns:wpg="http://schemas.microsoft.com/office/word/2010/wordprocessingGroup" xmlns:wpi="http://schemas.microsoft.com/office/word/2010/wordprocessingInk" xmlns:wne="http://schemas.microsoft.com/office/word/2006/wordml" xmlns:wps="http://schemas.microsoft.com/office/word/2010/wordprocessingShape" mc:Ignorable="w14 w15 w16se w16cid w16 w16cex w16sdtdh w16sdtfl w16du wp14">
   <w:body>
+    <w:p>
+      <w:pPr>
+        <w:jc w:val="center"/>
+        <w:rPr>
+          <w:rFonts w:ascii="Times New Roman" w:hAnsi="Times New Roman" w:cs="Times New Roman"/>
+          <w:b/>
+          <w:sz w:val="24"/>
+          <w:szCs w:val="24"/>
+        </w:rPr>
+      </w:pPr>
+      <w:r>
+        <w:rPr>
+          <w:rFonts w:ascii="Times New Roman" w:hAnsi="Times New Roman" w:cs="Times New Roman"/>
+          <w:b/>
+          <w:sz w:val="24"/>
+          <w:szCs w:val="24"/>
+        </w:rPr>
+        <w:t>Лабораторная работа №5</w:t>
+      </w:r>
+    </w:p>
+    <w:p>
+      <w:pPr>
+        <w:jc w:val="center"/>
+        <w:rPr>
+          <w:rFonts w:ascii="Times New Roman" w:hAnsi="Times New Roman" w:cs="Times New Roman"/>
+          <w:b/>
+          <w:sz w:val="24"/>
+          <w:szCs w:val="24"/>
+        </w:rPr>
+      </w:pPr>
+      <w:r>
+        <w:rPr>
+          <w:rFonts w:ascii="Times New Roman" w:hAnsi="Times New Roman" w:cs="Times New Roman"/>
+          <w:b/>
+          <w:sz w:val="24"/>
+          <w:szCs w:val="24"/>
+        </w:rPr>
+        <w:t>Создание бланка.</w:t>
+      </w:r>
+    </w:p>
+    <w:p>
+      <w:pPr>
+        <w:jc w:val="center"/>
+        <w:rPr>
+          <w:rFonts w:ascii="Times New Roman" w:hAnsi="Times New Roman" w:cs="Times New Roman"/>
+          <w:b/>
+          <w:sz w:val="24"/>
+          <w:szCs w:val="24"/>
+        </w:rPr>
+      </w:pPr>
+      <w:r>
+        <w:rPr>
+          <w:rFonts w:ascii="Times New Roman" w:hAnsi="Times New Roman" w:cs="Times New Roman"/>
+          <w:b/>
+          <w:sz w:val="24"/>
+          <w:szCs w:val="24"/>
+        </w:rPr>
+        <w:t>Создание и использование шаблона</w:t>
+      </w:r>
+    </w:p>
+    <w:p>
+      <w:pPr>
+        <w:spacing w:after="0" w:line="240" w:lineRule="auto"/>
+        <w:rPr>
+          <w:rFonts w:ascii="Comic Sans MS" w:hAnsi="Comic Sans MS"/>
+          <w:b/>
+        </w:rPr>
+      </w:pPr>
+      <w:r>
+        <w:rPr>
+          <w:rFonts w:ascii="Comic Sans MS" w:hAnsi="Comic Sans MS"/>
+          <w:b/>
+        </w:rPr>
+        <w:t>Задание.</w:t>
+      </w:r>
+    </w:p>
+    <w:p>
+      <w:pPr>
+        <w:pStyle w:val="aa"/>
+        <w:numPr>
+          <w:ilvl w:val="0"/>
+          <w:numId w:val="5"/>
+        </w:numPr>
+        <w:spacing w:after="0" w:line="240" w:lineRule="auto"/>
+        <w:ind w:left="284" w:hanging="142"/>
+        <w:rPr>
+          <w:rFonts w:ascii="Comic Sans MS" w:hAnsi="Comic Sans MS"/>
+          <w:bCs/>
+        </w:rPr>
+      </w:pPr>
+      <w:r>
+        <w:rPr>
+          <w:rFonts w:ascii="Comic Sans MS" w:hAnsi="Comic Sans MS"/>
+          <w:bCs/>
+        </w:rPr>
+        <w:t>Создайте фирменный бланк (по аналогии с данным) Вашей туристической</w:t>
+      </w:r>
+    </w:p>
+    <w:p>
+      <w:pPr>
+        <w:spacing w:after="0" w:line="240" w:lineRule="auto"/>
+        <w:ind w:left="567" w:hanging="142"/>
+        <w:rPr>
+          <w:rFonts w:ascii="Comic Sans MS" w:hAnsi="Comic Sans MS"/>
+          <w:bCs/>
+        </w:rPr>
+      </w:pPr>
+      <w:r>
+        <w:rPr>
+          <w:rFonts w:ascii="Comic Sans MS" w:hAnsi="Comic Sans MS"/>
+          <w:bCs/>
+        </w:rPr>
+        <w:t>фирмы. Для этого внесите название фирмы, ее реквизиты (адрес, телефон и</w:t>
+      </w:r>
+    </w:p>
+    <w:p>
+      <w:pPr>
+        <w:spacing w:after="0" w:line="240" w:lineRule="auto"/>
+        <w:ind w:left="567" w:hanging="142"/>
+        <w:rPr>
+          <w:rFonts w:ascii="Comic Sans MS" w:hAnsi="Comic Sans MS"/>
+          <w:bCs/>
+        </w:rPr>
+      </w:pPr>
+      <w:r>
+        <w:rPr>
+          <w:rFonts w:ascii="Comic Sans MS" w:hAnsi="Comic Sans MS"/>
+          <w:bCs/>
+        </w:rPr>
+        <w:t>т.д.), а также некий логотип в верхний колонтитул листа. Использовать пункт</w:t>
+      </w:r>
+    </w:p>
+    <w:p>
+      <w:pPr>
+        <w:spacing w:after="0" w:line="240" w:lineRule="auto"/>
+        <w:ind w:left="567" w:hanging="142"/>
+        <w:rPr>
+          <w:rFonts w:ascii="Comic Sans MS" w:hAnsi="Comic Sans MS"/>
+          <w:b/>
+        </w:rPr>
+      </w:pPr>
+      <w:r>
+        <w:rPr>
+          <w:rFonts w:ascii="Comic Sans MS" w:hAnsi="Comic Sans MS"/>
+          <w:bCs/>
+        </w:rPr>
+        <w:t xml:space="preserve">меню </w:t>
+      </w:r>
+      <w:r>
+        <w:rPr>
+          <w:rFonts w:ascii="Comic Sans MS" w:hAnsi="Comic Sans MS"/>
+          <w:b/>
+        </w:rPr>
+        <w:t>Колонтитулы</w:t>
+      </w:r>
+      <w:r>
+        <w:rPr>
+          <w:rFonts w:ascii="Comic Sans MS" w:hAnsi="Comic Sans MS"/>
+          <w:bCs/>
+        </w:rPr>
+        <w:t>; для добавления рисунка - логотипа –</w:t>
+      </w:r>
+      <w:r>
+        <w:rPr>
+          <w:rFonts w:ascii="Comic Sans MS" w:hAnsi="Comic Sans MS"/>
+          <w:b/>
+        </w:rPr>
+        <w:t xml:space="preserve"> Вставка (Рисунки –</w:t>
+      </w:r>
+    </w:p>
+    <w:p>
+      <w:pPr>
+        <w:spacing w:after="0" w:line="240" w:lineRule="auto"/>
+        <w:ind w:left="567" w:hanging="142"/>
+        <w:rPr>
+          <w:rFonts w:ascii="Comic Sans MS" w:hAnsi="Comic Sans MS"/>
+          <w:bCs/>
+        </w:rPr>
+      </w:pPr>
+      <w:r>
+        <w:rPr>
+          <w:rFonts w:ascii="Comic Sans MS" w:hAnsi="Comic Sans MS"/>
+          <w:b/>
+        </w:rPr>
+        <w:t xml:space="preserve">Это устройство…). </w:t>
+      </w:r>
+      <w:r>
+        <w:rPr>
+          <w:rFonts w:ascii="Comic Sans MS" w:hAnsi="Comic Sans MS"/>
+          <w:bCs/>
+        </w:rPr>
+        <w:t>Для корректирования размеров и положения рисунка</w:t>
+      </w:r>
+    </w:p>
+    <w:p>
+      <w:pPr>
+        <w:spacing w:after="0" w:line="240" w:lineRule="auto"/>
+        <w:ind w:left="567" w:hanging="142"/>
+        <w:rPr>
+          <w:rFonts w:ascii="Comic Sans MS" w:hAnsi="Comic Sans MS"/>
+          <w:b/>
+        </w:rPr>
+      </w:pPr>
+      <w:r>
+        <w:rPr>
+          <w:rFonts w:ascii="Comic Sans MS" w:hAnsi="Comic Sans MS"/>
+          <w:bCs/>
+        </w:rPr>
+        <w:t>щелкните на нем 2 раза, выберите пункт меню</w:t>
+      </w:r>
+      <w:r>
+        <w:rPr>
+          <w:rFonts w:ascii="Comic Sans MS" w:hAnsi="Comic Sans MS"/>
+          <w:b/>
+        </w:rPr>
+        <w:t xml:space="preserve"> Формат рисунка (Упорядочить –</w:t>
+      </w:r>
+    </w:p>
+    <w:p>
+      <w:pPr>
+        <w:spacing w:after="0" w:line="240" w:lineRule="auto"/>
+        <w:ind w:left="567" w:hanging="142"/>
+        <w:rPr>
+          <w:rFonts w:ascii="Comic Sans MS" w:hAnsi="Comic Sans MS"/>
+          <w:bCs/>
+        </w:rPr>
+      </w:pPr>
+      <w:r>
+        <w:rPr>
+          <w:rFonts w:ascii="Comic Sans MS" w:hAnsi="Comic Sans MS"/>
+          <w:b/>
+        </w:rPr>
+        <w:t xml:space="preserve">Обтекание текстом – За текстом). </w:t>
+      </w:r>
+      <w:r>
+        <w:rPr>
+          <w:rFonts w:ascii="Comic Sans MS" w:hAnsi="Comic Sans MS"/>
+          <w:bCs/>
+        </w:rPr>
+        <w:t>Отделите содержимое колонтитула жирной</w:t>
+      </w:r>
+    </w:p>
+    <w:p>
+      <w:pPr>
+        <w:spacing w:after="0" w:line="240" w:lineRule="auto"/>
+        <w:ind w:left="567" w:hanging="142"/>
+        <w:rPr>
+          <w:rFonts w:ascii="Comic Sans MS" w:hAnsi="Comic Sans MS"/>
+          <w:b/>
+        </w:rPr>
+      </w:pPr>
+      <w:r>
+        <w:rPr>
+          <w:rFonts w:ascii="Comic Sans MS" w:hAnsi="Comic Sans MS"/>
+          <w:bCs/>
+        </w:rPr>
+        <w:t>непрерывной линией. Слово «Образец» по диагонали листа</w:t>
+      </w:r>
+      <w:r>
+        <w:rPr>
+          <w:rFonts w:ascii="Comic Sans MS" w:hAnsi="Comic Sans MS"/>
+          <w:b/>
+        </w:rPr>
+        <w:t xml:space="preserve"> Конструктор (Фон</w:t>
+      </w:r>
+    </w:p>
+    <w:p>
+      <w:pPr>
+        <w:spacing w:after="0" w:line="240" w:lineRule="auto"/>
+        <w:ind w:left="567" w:hanging="142"/>
+        <w:rPr>
+          <w:rFonts w:ascii="Comic Sans MS" w:hAnsi="Comic Sans MS"/>
+          <w:b/>
+        </w:rPr>
+      </w:pPr>
+      <w:r>
+        <w:rPr>
+          <w:rFonts w:ascii="Comic Sans MS" w:hAnsi="Comic Sans MS"/>
+          <w:b/>
+        </w:rPr>
+        <w:t>страницы – Подложка – Настраиваемая подложка).</w:t>
+      </w:r>
+    </w:p>
+    <w:p>
+      <w:pPr>
+        <w:pStyle w:val="aa"/>
+        <w:numPr>
+          <w:ilvl w:val="0"/>
+          <w:numId w:val="5"/>
+        </w:numPr>
+        <w:spacing w:after="0" w:line="240" w:lineRule="auto"/>
+        <w:ind w:left="567" w:hanging="425"/>
+        <w:rPr>
+          <w:rFonts w:ascii="Comic Sans MS" w:hAnsi="Comic Sans MS"/>
+          <w:bCs/>
+        </w:rPr>
+      </w:pPr>
+      <w:r>
+        <w:rPr>
+          <w:rFonts w:ascii="Comic Sans MS" w:hAnsi="Comic Sans MS"/>
+          <w:bCs/>
+        </w:rPr>
+        <w:t>На бланке создайте шаблон анкеты, заполняемой для получения визы в</w:t>
+      </w:r>
+    </w:p>
+    <w:p>
+      <w:pPr>
+        <w:spacing w:after="0" w:line="240" w:lineRule="auto"/>
+        <w:ind w:left="567"/>
+        <w:rPr>
+          <w:rFonts w:ascii="Comic Sans MS" w:hAnsi="Comic Sans MS"/>
+          <w:bCs/>
+        </w:rPr>
+      </w:pPr>
+      <w:r>
+        <w:rPr>
+          <w:rFonts w:ascii="Comic Sans MS" w:hAnsi="Comic Sans MS"/>
+          <w:bCs/>
+        </w:rPr>
+        <w:t>генеральном консульстве Финляндии по образцу. Для этого:</w:t>
+      </w:r>
+    </w:p>
+    <w:p>
+      <w:pPr>
+        <w:spacing w:after="0" w:line="240" w:lineRule="auto"/>
+        <w:ind w:left="709" w:hanging="283"/>
+        <w:rPr>
+          <w:rFonts w:ascii="Comic Sans MS" w:hAnsi="Comic Sans MS"/>
+          <w:b/>
+        </w:rPr>
+      </w:pPr>
+      <w:r>
+        <w:rPr>
+          <w:rFonts w:ascii="Comic Sans MS" w:hAnsi="Comic Sans MS"/>
+          <w:b/>
+        </w:rPr>
+        <w:sym w:font="Symbol" w:char="F0A8"/>
+      </w:r>
+      <w:r>
+        <w:rPr>
+          <w:rFonts w:ascii="Comic Sans MS" w:hAnsi="Comic Sans MS"/>
+          <w:b/>
+        </w:rPr>
+        <w:t xml:space="preserve"> </w:t>
+      </w:r>
+      <w:r>
+        <w:rPr>
+          <w:rFonts w:ascii="Comic Sans MS" w:hAnsi="Comic Sans MS"/>
+          <w:bCs/>
+        </w:rPr>
+        <w:t>Включите 2 панели инструментов</w:t>
+      </w:r>
+      <w:r>
+        <w:rPr>
+          <w:rFonts w:ascii="Comic Sans MS" w:hAnsi="Comic Sans MS"/>
+          <w:b/>
+        </w:rPr>
+        <w:t xml:space="preserve"> Разработчик (Файл – Параметры –</w:t>
+      </w:r>
+    </w:p>
+    <w:p>
+      <w:pPr>
+        <w:spacing w:after="0" w:line="240" w:lineRule="auto"/>
+        <w:ind w:left="851" w:hanging="142"/>
+        <w:rPr>
+          <w:rFonts w:ascii="Comic Sans MS" w:hAnsi="Comic Sans MS"/>
+          <w:bCs/>
+        </w:rPr>
+      </w:pPr>
+      <w:r>
+        <w:rPr>
+          <w:rFonts w:ascii="Comic Sans MS" w:hAnsi="Comic Sans MS"/>
+          <w:b/>
+        </w:rPr>
+        <w:t xml:space="preserve">Настроить ленту) и Работа с таблицами. </w:t>
+      </w:r>
+      <w:r>
+        <w:rPr>
+          <w:rFonts w:ascii="Comic Sans MS" w:hAnsi="Comic Sans MS"/>
+          <w:bCs/>
+        </w:rPr>
+        <w:t>Изучите содержимое панели</w:t>
+      </w:r>
+    </w:p>
+    <w:p>
+      <w:pPr>
+        <w:spacing w:after="0" w:line="240" w:lineRule="auto"/>
+        <w:ind w:left="851" w:hanging="142"/>
+        <w:rPr>
+          <w:rFonts w:ascii="Comic Sans MS" w:hAnsi="Comic Sans MS"/>
+          <w:b/>
+        </w:rPr>
+      </w:pPr>
+      <w:r>
+        <w:rPr>
+          <w:rFonts w:ascii="Comic Sans MS" w:hAnsi="Comic Sans MS"/>
+          <w:bCs/>
+        </w:rPr>
+        <w:t>инструментов</w:t>
+      </w:r>
+      <w:r>
+        <w:rPr>
+          <w:rFonts w:ascii="Comic Sans MS" w:hAnsi="Comic Sans MS"/>
+          <w:b/>
+        </w:rPr>
+        <w:t xml:space="preserve"> Разработчик и Работа с таблицами.</w:t>
+      </w:r>
+    </w:p>
+    <w:p>
+      <w:pPr>
+        <w:spacing w:after="0" w:line="240" w:lineRule="auto"/>
+        <w:ind w:left="709" w:hanging="283"/>
+        <w:rPr>
+          <w:rFonts w:ascii="Comic Sans MS" w:hAnsi="Comic Sans MS"/>
+          <w:b/>
+        </w:rPr>
+      </w:pPr>
+      <w:r>
+        <w:rPr>
+          <w:rFonts w:ascii="Comic Sans MS" w:hAnsi="Comic Sans MS"/>
+          <w:b/>
+        </w:rPr>
+        <w:sym w:font="Symbol" w:char="F0A8"/>
+      </w:r>
+      <w:r>
+        <w:rPr>
+          <w:rFonts w:ascii="Comic Sans MS" w:hAnsi="Comic Sans MS"/>
+          <w:b/>
+        </w:rPr>
+        <w:t xml:space="preserve"> </w:t>
+      </w:r>
+      <w:r>
+        <w:rPr>
+          <w:rFonts w:ascii="Comic Sans MS" w:hAnsi="Comic Sans MS"/>
+          <w:bCs/>
+        </w:rPr>
+        <w:t>Создайте таблицу (3 x 26). Заполните вопросами анкеты. В ячейки таблицы</w:t>
+      </w:r>
+      <w:r>
+        <w:rPr>
+          <w:rFonts w:ascii="Comic Sans MS" w:hAnsi="Comic Sans MS"/>
+          <w:bCs/>
+        </w:rPr>
+        <w:t xml:space="preserve">, </w:t>
+      </w:r>
+      <w:r>
+        <w:rPr>
+          <w:rFonts w:ascii="Comic Sans MS" w:hAnsi="Comic Sans MS"/>
+          <w:bCs/>
+        </w:rPr>
+        <w:t>предназначенные для заполнения, вставьте текстовые поля (Кнопка</w:t>
+      </w:r>
+      <w:r>
+        <w:rPr>
+          <w:rFonts w:ascii="Comic Sans MS" w:hAnsi="Comic Sans MS"/>
+          <w:bCs/>
+        </w:rPr>
+        <w:t xml:space="preserve"> </w:t>
+      </w:r>
+      <w:r>
+        <w:rPr>
+          <w:rFonts w:ascii="Comic Sans MS" w:hAnsi="Comic Sans MS"/>
+          <w:bCs/>
+        </w:rPr>
+        <w:t>«текстовое поле»</w:t>
+      </w:r>
+      <w:r>
+        <w:rPr>
+          <w:rFonts w:ascii="Comic Sans MS" w:hAnsi="Comic Sans MS"/>
+          <w:bCs/>
+        </w:rPr>
+        <w:t xml:space="preserve"> </w:t>
+      </w:r>
+      <w:r>
+        <w:rPr>
+          <w:rFonts w:ascii="Comic Sans MS" w:hAnsi="Comic Sans MS"/>
+          <w:bCs/>
+        </w:rPr>
+        <w:t xml:space="preserve">на панели инструментов </w:t>
+      </w:r>
+      <w:r>
+        <w:rPr>
+          <w:rFonts w:ascii="Comic Sans MS" w:hAnsi="Comic Sans MS"/>
+          <w:b/>
+        </w:rPr>
+        <w:t>Разработчик – Элементы</w:t>
+      </w:r>
+      <w:r>
+        <w:rPr>
+          <w:rFonts w:ascii="Comic Sans MS" w:hAnsi="Comic Sans MS"/>
+          <w:b/>
+        </w:rPr>
+        <w:t xml:space="preserve"> </w:t>
+      </w:r>
+      <w:r>
+        <w:rPr>
+          <w:rFonts w:ascii="Comic Sans MS" w:hAnsi="Comic Sans MS"/>
+          <w:b/>
+        </w:rPr>
+        <w:t xml:space="preserve">управления – Инструменты из предыдущих версий) </w:t>
+      </w:r>
+      <w:r>
+        <w:rPr>
+          <w:rFonts w:ascii="Comic Sans MS" w:hAnsi="Comic Sans MS"/>
+          <w:bCs/>
+        </w:rPr>
+        <w:t>и флажки, для</w:t>
+      </w:r>
+      <w:r>
+        <w:rPr>
+          <w:rFonts w:ascii="Comic Sans MS" w:hAnsi="Comic Sans MS"/>
+          <w:b/>
+        </w:rPr>
+        <w:t xml:space="preserve"> </w:t>
+      </w:r>
+      <w:r>
+        <w:rPr>
+          <w:rFonts w:ascii="Comic Sans MS" w:hAnsi="Comic Sans MS"/>
+          <w:bCs/>
+        </w:rPr>
+        <w:t>параметров, имеющих значение «да/нет» (Кнопка</w:t>
+      </w:r>
+      <w:r>
+        <w:rPr>
+          <w:rFonts w:ascii="Comic Sans MS" w:hAnsi="Comic Sans MS"/>
+          <w:b/>
+        </w:rPr>
+        <w:t xml:space="preserve"> «Флажок»</w:t>
+      </w:r>
+      <w:r>
+        <w:rPr>
+          <w:rFonts w:ascii="Comic Sans MS" w:hAnsi="Comic Sans MS"/>
+          <w:b/>
+        </w:rPr>
+        <w:t xml:space="preserve"> </w:t>
+      </w:r>
+      <w:r>
+        <w:rPr>
+          <w:rFonts w:ascii="Comic Sans MS" w:hAnsi="Comic Sans MS"/>
+          <w:bCs/>
+        </w:rPr>
+        <w:t>на панели</w:t>
+      </w:r>
+      <w:r>
+        <w:rPr>
+          <w:rFonts w:ascii="Comic Sans MS" w:hAnsi="Comic Sans MS"/>
+          <w:bCs/>
+        </w:rPr>
+        <w:t xml:space="preserve"> </w:t>
+      </w:r>
+      <w:r>
+        <w:rPr>
+          <w:rFonts w:ascii="Comic Sans MS" w:hAnsi="Comic Sans MS"/>
+          <w:bCs/>
+        </w:rPr>
+        <w:t>инструментов</w:t>
+      </w:r>
+      <w:r>
+        <w:rPr>
+          <w:rFonts w:ascii="Comic Sans MS" w:hAnsi="Comic Sans MS"/>
+          <w:b/>
+        </w:rPr>
+        <w:t xml:space="preserve"> Разработчик).</w:t>
+      </w:r>
+    </w:p>
+    <w:p>
+      <w:pPr>
+        <w:spacing w:after="0" w:line="240" w:lineRule="auto"/>
+        <w:ind w:left="709" w:hanging="283"/>
+        <w:rPr>
+          <w:rFonts w:ascii="Comic Sans MS" w:hAnsi="Comic Sans MS"/>
+          <w:bCs/>
+        </w:rPr>
+      </w:pPr>
+      <w:r>
+        <w:rPr>
+          <w:rFonts w:ascii="Comic Sans MS" w:hAnsi="Comic Sans MS"/>
+          <w:b/>
+        </w:rPr>
+        <w:sym w:font="Symbol" w:char="F0A8"/>
+      </w:r>
+      <w:r>
+        <w:rPr>
+          <w:rFonts w:ascii="Comic Sans MS" w:hAnsi="Comic Sans MS"/>
+          <w:b/>
+        </w:rPr>
+        <w:t xml:space="preserve"> </w:t>
+      </w:r>
+      <w:r>
+        <w:rPr>
+          <w:rFonts w:ascii="Comic Sans MS" w:hAnsi="Comic Sans MS"/>
+          <w:bCs/>
+        </w:rPr>
+        <w:t>Задайте параметры (тип, длину и где нужно формат) текстовых полей в</w:t>
+      </w:r>
+    </w:p>
+    <w:p>
+      <w:pPr>
+        <w:spacing w:after="0" w:line="240" w:lineRule="auto"/>
+        <w:ind w:left="709"/>
+        <w:rPr>
+          <w:rFonts w:ascii="Comic Sans MS" w:hAnsi="Comic Sans MS"/>
+          <w:bCs/>
+        </w:rPr>
+      </w:pPr>
+      <w:r>
+        <w:rPr>
+          <w:rFonts w:ascii="Comic Sans MS" w:hAnsi="Comic Sans MS"/>
+          <w:bCs/>
+        </w:rPr>
+        <w:t>соответствии с их содержанием. (Кнопка</w:t>
+      </w:r>
+      <w:r>
+        <w:rPr>
+          <w:rFonts w:ascii="Comic Sans MS" w:hAnsi="Comic Sans MS"/>
+          <w:b/>
+        </w:rPr>
+        <w:t xml:space="preserve"> </w:t>
+      </w:r>
+      <w:r>
+        <w:rPr>
+          <w:rFonts w:ascii="Comic Sans MS" w:hAnsi="Comic Sans MS"/>
+          <w:bCs/>
+        </w:rPr>
+        <w:t>Свойства на панели инструментов</w:t>
+      </w:r>
+      <w:r>
+        <w:rPr>
+          <w:rFonts w:ascii="Comic Sans MS" w:hAnsi="Comic Sans MS"/>
+          <w:b/>
+        </w:rPr>
+        <w:t xml:space="preserve"> </w:t>
+      </w:r>
+      <w:r>
+        <w:rPr>
+          <w:rFonts w:ascii="Comic Sans MS" w:hAnsi="Comic Sans MS"/>
+          <w:b/>
+        </w:rPr>
+        <w:t xml:space="preserve">Разработчик – Элементы управления). </w:t>
+      </w:r>
+      <w:r>
+        <w:rPr>
+          <w:rFonts w:ascii="Comic Sans MS" w:hAnsi="Comic Sans MS"/>
+          <w:bCs/>
+        </w:rPr>
+        <w:t>Например, для поля «Фамилия, имя»</w:t>
+      </w:r>
+      <w:r>
+        <w:rPr>
+          <w:rFonts w:ascii="Comic Sans MS" w:hAnsi="Comic Sans MS"/>
+          <w:bCs/>
+        </w:rPr>
+        <w:t xml:space="preserve"> </w:t>
+      </w:r>
+      <w:r>
+        <w:rPr>
+          <w:rFonts w:ascii="Comic Sans MS" w:hAnsi="Comic Sans MS"/>
+          <w:bCs/>
+        </w:rPr>
+        <w:t>задайте тип – текст, длиной 25 символов. Для поля «Дата рождения</w:t>
+      </w:r>
+    </w:p>
+    <w:p>
+      <w:pPr>
+        <w:spacing w:after="0" w:line="240" w:lineRule="auto"/>
+        <w:ind w:left="709"/>
+        <w:rPr>
+          <w:rFonts w:ascii="Comic Sans MS" w:hAnsi="Comic Sans MS"/>
+          <w:bCs/>
+        </w:rPr>
+      </w:pPr>
+      <w:r>
+        <w:rPr>
+          <w:rFonts w:ascii="Comic Sans MS" w:hAnsi="Comic Sans MS"/>
+          <w:bCs/>
+        </w:rPr>
+        <w:t xml:space="preserve">ребенка» тип – дата, формат даты – </w:t>
+      </w:r>
+      <w:proofErr w:type="spellStart"/>
+      <w:r>
+        <w:rPr>
+          <w:rFonts w:ascii="Comic Sans MS" w:hAnsi="Comic Sans MS"/>
+          <w:bCs/>
+        </w:rPr>
+        <w:t>дд.мм.гг</w:t>
+      </w:r>
+      <w:proofErr w:type="spellEnd"/>
+      <w:r>
+        <w:rPr>
+          <w:rFonts w:ascii="Comic Sans MS" w:hAnsi="Comic Sans MS"/>
+          <w:bCs/>
+        </w:rPr>
+        <w:t>., длиной 8 символов и т.д.</w:t>
+      </w:r>
+    </w:p>
+    <w:p>
+      <w:pPr>
+        <w:spacing w:after="0" w:line="240" w:lineRule="auto"/>
+        <w:ind w:left="709"/>
+        <w:rPr>
+          <w:rFonts w:ascii="Comic Sans MS" w:hAnsi="Comic Sans MS"/>
+          <w:bCs/>
+        </w:rPr>
+      </w:pPr>
+      <w:r>
+        <w:rPr>
+          <w:rFonts w:ascii="Comic Sans MS" w:hAnsi="Comic Sans MS"/>
+          <w:bCs/>
+        </w:rPr>
+        <w:t>Параметры текстовых полей задаются для того, чтобы при заполнении их</w:t>
+      </w:r>
+    </w:p>
+    <w:p>
+      <w:pPr>
+        <w:spacing w:after="0" w:line="240" w:lineRule="auto"/>
+        <w:ind w:left="709"/>
+        <w:rPr>
+          <w:rFonts w:ascii="Comic Sans MS" w:hAnsi="Comic Sans MS"/>
+          <w:bCs/>
+        </w:rPr>
+      </w:pPr>
+      <w:r>
+        <w:rPr>
+          <w:rFonts w:ascii="Comic Sans MS" w:hAnsi="Comic Sans MS"/>
+          <w:bCs/>
+        </w:rPr>
+        <w:t>пользователем, содержимое поля соответствовало его смыслу.</w:t>
+      </w:r>
+    </w:p>
+    <w:p>
+      <w:pPr>
+        <w:pStyle w:val="aa"/>
+        <w:numPr>
+          <w:ilvl w:val="0"/>
+          <w:numId w:val="5"/>
+        </w:numPr>
+        <w:spacing w:after="0" w:line="240" w:lineRule="auto"/>
+        <w:rPr>
+          <w:rFonts w:ascii="Comic Sans MS" w:hAnsi="Comic Sans MS"/>
+          <w:bCs/>
+        </w:rPr>
+      </w:pPr>
+      <w:r>
+        <w:rPr>
+          <w:rFonts w:ascii="Comic Sans MS" w:hAnsi="Comic Sans MS"/>
+          <w:bCs/>
+        </w:rPr>
+        <w:t xml:space="preserve"> Установите защиту формы от несанкционированного доступа. (Кнопка</w:t>
+      </w:r>
+    </w:p>
+    <w:p>
+      <w:pPr>
+        <w:spacing w:after="0" w:line="240" w:lineRule="auto"/>
+        <w:ind w:left="709"/>
+        <w:rPr>
+          <w:rFonts w:ascii="Comic Sans MS" w:hAnsi="Comic Sans MS"/>
+          <w:bCs/>
+        </w:rPr>
+      </w:pPr>
+      <w:r>
+        <w:rPr>
+          <w:rFonts w:ascii="Comic Sans MS" w:hAnsi="Comic Sans MS"/>
+          <w:b/>
+        </w:rPr>
+        <w:t>Ограничить редактирование</w:t>
+      </w:r>
+      <w:r>
+        <w:rPr>
+          <w:rFonts w:ascii="Comic Sans MS" w:hAnsi="Comic Sans MS"/>
+          <w:bCs/>
+        </w:rPr>
+        <w:t xml:space="preserve"> </w:t>
+      </w:r>
+      <w:r>
+        <w:rPr>
+          <w:rFonts w:ascii="Comic Sans MS" w:hAnsi="Comic Sans MS"/>
+          <w:bCs/>
+        </w:rPr>
+        <w:t xml:space="preserve">на панели инструментов </w:t>
+      </w:r>
+      <w:r>
+        <w:rPr>
+          <w:rFonts w:ascii="Comic Sans MS" w:hAnsi="Comic Sans MS"/>
+          <w:b/>
+        </w:rPr>
+        <w:t>Разработчик -</w:t>
+      </w:r>
+      <w:r>
+        <w:rPr>
+          <w:rFonts w:ascii="Comic Sans MS" w:hAnsi="Comic Sans MS"/>
+          <w:b/>
+        </w:rPr>
+        <w:t xml:space="preserve"> </w:t>
+      </w:r>
+      <w:r>
+        <w:rPr>
+          <w:rFonts w:ascii="Comic Sans MS" w:hAnsi="Comic Sans MS"/>
+          <w:b/>
+        </w:rPr>
+        <w:t>Защитить).</w:t>
+      </w:r>
+      <w:r>
+        <w:rPr>
+          <w:rFonts w:ascii="Comic Sans MS" w:hAnsi="Comic Sans MS"/>
+          <w:bCs/>
+        </w:rPr>
+        <w:t xml:space="preserve"> Обратите внимание, что при этом содержимое бланка и вопросы</w:t>
+      </w:r>
+      <w:r>
+        <w:rPr>
+          <w:rFonts w:ascii="Comic Sans MS" w:hAnsi="Comic Sans MS"/>
+          <w:bCs/>
+        </w:rPr>
+        <w:t xml:space="preserve"> </w:t>
+      </w:r>
+      <w:r>
+        <w:rPr>
+          <w:rFonts w:ascii="Comic Sans MS" w:hAnsi="Comic Sans MS"/>
+          <w:bCs/>
+        </w:rPr>
+        <w:t>анкеты становятся недоступным для редактирования, а также активируется для</w:t>
+      </w:r>
+      <w:r>
+        <w:rPr>
+          <w:rFonts w:ascii="Comic Sans MS" w:hAnsi="Comic Sans MS"/>
+          <w:bCs/>
+        </w:rPr>
+        <w:t xml:space="preserve"> </w:t>
+      </w:r>
+      <w:r>
+        <w:rPr>
+          <w:rFonts w:ascii="Comic Sans MS" w:hAnsi="Comic Sans MS"/>
+          <w:bCs/>
+        </w:rPr>
+        <w:t>заполнения введенные текстовые поля и флажки.</w:t>
+      </w:r>
+    </w:p>
+    <w:p>
+      <w:pPr>
+        <w:pStyle w:val="aa"/>
+        <w:numPr>
+          <w:ilvl w:val="0"/>
+          <w:numId w:val="5"/>
+        </w:numPr>
+        <w:spacing w:after="0" w:line="240" w:lineRule="auto"/>
+        <w:rPr>
+          <w:rFonts w:ascii="Comic Sans MS" w:hAnsi="Comic Sans MS"/>
+          <w:b/>
+        </w:rPr>
+      </w:pPr>
+      <w:r>
+        <w:rPr>
+          <w:rFonts w:ascii="Comic Sans MS" w:hAnsi="Comic Sans MS"/>
+          <w:bCs/>
+        </w:rPr>
+        <w:t xml:space="preserve"> Сохраните файл с расширением </w:t>
+      </w:r>
+      <w:r>
+        <w:rPr>
+          <w:rFonts w:ascii="Comic Sans MS" w:hAnsi="Comic Sans MS"/>
+          <w:b/>
+        </w:rPr>
+        <w:t>Шаблон документа</w:t>
+      </w:r>
+      <w:r>
+        <w:rPr>
+          <w:rFonts w:ascii="Comic Sans MS" w:hAnsi="Comic Sans MS"/>
+          <w:bCs/>
+        </w:rPr>
+        <w:t xml:space="preserve"> (.</w:t>
+      </w:r>
+      <w:proofErr w:type="spellStart"/>
+      <w:r>
+        <w:rPr>
+          <w:rFonts w:ascii="Comic Sans MS" w:hAnsi="Comic Sans MS"/>
+          <w:bCs/>
+        </w:rPr>
+        <w:t>dot</w:t>
+      </w:r>
+      <w:proofErr w:type="spellEnd"/>
+      <w:r>
+        <w:rPr>
+          <w:rFonts w:ascii="Comic Sans MS" w:hAnsi="Comic Sans MS"/>
+          <w:bCs/>
+        </w:rPr>
+        <w:t>). (</w:t>
+      </w:r>
+      <w:r>
+        <w:rPr>
+          <w:rFonts w:ascii="Comic Sans MS" w:hAnsi="Comic Sans MS"/>
+          <w:b/>
+        </w:rPr>
+        <w:t>Файл – Сохранить</w:t>
+      </w:r>
+    </w:p>
+    <w:p>
+      <w:pPr>
+        <w:spacing w:after="0" w:line="240" w:lineRule="auto"/>
+        <w:ind w:left="709"/>
+        <w:rPr>
+          <w:rFonts w:ascii="Comic Sans MS" w:hAnsi="Comic Sans MS"/>
+          <w:bCs/>
+        </w:rPr>
+      </w:pPr>
+      <w:r>
+        <w:rPr>
+          <w:rFonts w:ascii="Comic Sans MS" w:hAnsi="Comic Sans MS"/>
+          <w:b/>
+        </w:rPr>
+        <w:t xml:space="preserve">как…). </w:t>
+      </w:r>
+      <w:r>
+        <w:rPr>
+          <w:rFonts w:ascii="Comic Sans MS" w:hAnsi="Comic Sans MS"/>
+          <w:bCs/>
+        </w:rPr>
+        <w:t>Закройте файл.</w:t>
+      </w:r>
+    </w:p>
+    <w:p>
+      <w:pPr>
+        <w:pStyle w:val="aa"/>
+        <w:numPr>
+          <w:ilvl w:val="0"/>
+          <w:numId w:val="5"/>
+        </w:numPr>
+        <w:spacing w:after="0" w:line="240" w:lineRule="auto"/>
+        <w:rPr>
+          <w:rFonts w:ascii="Comic Sans MS" w:hAnsi="Comic Sans MS"/>
+          <w:b/>
+        </w:rPr>
+      </w:pPr>
+      <w:r>
+        <w:rPr>
+          <w:rFonts w:ascii="Comic Sans MS" w:hAnsi="Comic Sans MS"/>
+          <w:bCs/>
+        </w:rPr>
+        <w:t xml:space="preserve"> Создайте документ на основе данного шаблона. </w:t>
+      </w:r>
+      <w:r>
+        <w:rPr>
+          <w:rFonts w:ascii="Comic Sans MS" w:hAnsi="Comic Sans MS"/>
+          <w:b/>
+        </w:rPr>
+        <w:t>Файл – Создать – общие</w:t>
+      </w:r>
+    </w:p>
+    <w:p>
+      <w:pPr>
+        <w:spacing w:after="0" w:line="240" w:lineRule="auto"/>
+        <w:ind w:left="709"/>
+        <w:rPr>
+          <w:rFonts w:ascii="Comic Sans MS" w:hAnsi="Comic Sans MS"/>
+          <w:bCs/>
+        </w:rPr>
+      </w:pPr>
+      <w:r>
+        <w:rPr>
+          <w:rFonts w:ascii="Comic Sans MS" w:hAnsi="Comic Sans MS"/>
+          <w:b/>
+        </w:rPr>
+        <w:t>шаблоны – документ.</w:t>
+      </w:r>
+      <w:r>
+        <w:rPr>
+          <w:rFonts w:ascii="Comic Sans MS" w:hAnsi="Comic Sans MS"/>
+          <w:bCs/>
+        </w:rPr>
+        <w:t xml:space="preserve"> Заполните форму, сохраните файл с разрешением</w:t>
+      </w:r>
+    </w:p>
+    <w:p>
+      <w:pPr>
+        <w:spacing w:after="0" w:line="240" w:lineRule="auto"/>
+        <w:ind w:left="709"/>
+        <w:rPr>
+          <w:rFonts w:ascii="Comic Sans MS" w:hAnsi="Comic Sans MS"/>
+          <w:bCs/>
+        </w:rPr>
+      </w:pPr>
+      <w:r>
+        <w:rPr>
+          <w:rFonts w:ascii="Comic Sans MS" w:hAnsi="Comic Sans MS"/>
+          <w:bCs/>
+        </w:rPr>
+        <w:t>Документ Word (.</w:t>
+      </w:r>
+      <w:proofErr w:type="spellStart"/>
+      <w:r>
+        <w:rPr>
+          <w:rFonts w:ascii="Comic Sans MS" w:hAnsi="Comic Sans MS"/>
+          <w:bCs/>
+        </w:rPr>
+        <w:t>doc</w:t>
+      </w:r>
+      <w:proofErr w:type="spellEnd"/>
+      <w:r>
+        <w:rPr>
+          <w:rFonts w:ascii="Comic Sans MS" w:hAnsi="Comic Sans MS"/>
+          <w:bCs/>
+        </w:rPr>
+        <w:t>).</w:t>
+      </w:r>
+    </w:p>
+    <w:p>
+      <w:pPr>
+        <w:spacing w:after="0" w:line="240" w:lineRule="auto"/>
+        <w:ind w:left="709"/>
+        <w:rPr>
+          <w:rFonts w:ascii="Comic Sans MS" w:hAnsi="Comic Sans MS"/>
+          <w:bCs/>
+        </w:rPr>
+      </w:pPr>
+    </w:p>
+    <w:p>
+      <w:pPr>
+        <w:rPr>
+          <w:b/>
+        </w:rPr>
+      </w:pPr>
+      <w:r>
+        <w:rPr>
+          <w:b/>
+        </w:rPr>
+        <w:br w:type="page"/>
+      </w:r>
+    </w:p>
     <w:tbl>
       <w:tblPr>
         <w:tblStyle w:val="a9"/>
-        <w:tblpPr w:leftFromText="180" w:rightFromText="180" w:vertAnchor="text" w:horzAnchor="margin" w:tblpX="-1168" w:tblpY="401"/>
-        <w:tblW w:w="11199" w:type="dxa"/>
+        <w:tblpPr w:leftFromText="180" w:rightFromText="180" w:vertAnchor="text" w:horzAnchor="margin" w:tblpXSpec="center" w:tblpY="836"/>
+        <w:tblW w:w="10532" w:type="dxa"/>
         <w:tblLook w:val="04A0" w:firstRow="1" w:lastRow="0" w:firstColumn="1" w:lastColumn="0" w:noHBand="0" w:noVBand="1"/>
       </w:tblPr>
       <w:tblGrid>
-        <w:gridCol w:w="1384"/>
-        <w:gridCol w:w="3686"/>
-        <w:gridCol w:w="2216"/>
-        <w:gridCol w:w="1027"/>
-        <w:gridCol w:w="476"/>
-        <w:gridCol w:w="2410"/>
+        <w:gridCol w:w="1127"/>
+        <w:gridCol w:w="4099"/>
+        <w:gridCol w:w="1392"/>
+        <w:gridCol w:w="1022"/>
+        <w:gridCol w:w="474"/>
+        <w:gridCol w:w="2405"/>
+        <w:gridCol w:w="13"/>
       </w:tblGrid>
       <w:tr>
-        <w:tc>
-          <w:tcPr>
-            <w:tcW w:w="1384" w:type="dxa"/>
+        <w:trPr>
+          <w:gridAfter w:val="1"/>
+          <w:wAfter w:w="13" w:type="dxa"/>
+        </w:trPr>
+        <w:tc>
+          <w:tcPr>
+            <w:tcW w:w="1127" w:type="dxa"/>
             <w:vMerge w:val="restart"/>
             <w:textDirection w:val="btLr"/>
           </w:tcPr>
@@ -30,6 +1062,7 @@
               <w:jc w:val="center"/>
             </w:pPr>
             <w:r>
+              <w:lastRenderedPageBreak/>
               <w:t xml:space="preserve">Страны Шенгенского договора: Нидерланды, </w:t>
             </w:r>
             <w:proofErr w:type="gramStart"/>
@@ -47,16 +1080,13 @@
               <w:jc w:val="center"/>
             </w:pPr>
             <w:r>
-              <w:t>Словения, Финляндия, Швейцария, Дания, Чехия, Венгрия и Эстония</w:t>
-            </w:r>
-            <w:r>
-              <w:t>.</w:t>
-            </w:r>
-          </w:p>
-        </w:tc>
-        <w:tc>
-          <w:tcPr>
-            <w:tcW w:w="3686" w:type="dxa"/>
+              <w:t>Словения, Финляндия, Швейцария, Дания, Чехия, Венгрия и Эстония.</w:t>
+            </w:r>
+          </w:p>
+        </w:tc>
+        <w:tc>
+          <w:tcPr>
+            <w:tcW w:w="4099" w:type="dxa"/>
           </w:tcPr>
           <w:p>
             <w:r>
@@ -66,7 +1096,7 @@
         </w:tc>
         <w:tc>
           <w:tcPr>
-            <w:tcW w:w="6129" w:type="dxa"/>
+            <w:tcW w:w="5293" w:type="dxa"/>
             <w:gridSpan w:val="4"/>
           </w:tcPr>
           <w:p>
@@ -87,6 +1117,12 @@
               <w:fldChar w:fldCharType="separate"/>
             </w:r>
             <w:r>
+              <w:rPr>
+                <w:lang w:val="en-US"/>
+              </w:rPr>
+              <w:t>q</w:t>
+            </w:r>
+            <w:r>
               <w:t>Максимкин Артём Анатольевич</w:t>
             </w:r>
             <w:r>
@@ -96,16 +1132,20 @@
         </w:tc>
       </w:tr>
       <w:tr>
-        <w:tc>
-          <w:tcPr>
-            <w:tcW w:w="1384" w:type="dxa"/>
+        <w:trPr>
+          <w:gridAfter w:val="1"/>
+          <w:wAfter w:w="13" w:type="dxa"/>
+        </w:trPr>
+        <w:tc>
+          <w:tcPr>
+            <w:tcW w:w="1127" w:type="dxa"/>
             <w:vMerge/>
           </w:tcPr>
           <w:p/>
         </w:tc>
         <w:tc>
           <w:tcPr>
-            <w:tcW w:w="3686" w:type="dxa"/>
+            <w:tcW w:w="4099" w:type="dxa"/>
           </w:tcPr>
           <w:p>
             <w:r>
@@ -115,10 +1155,13 @@
         </w:tc>
         <w:tc>
           <w:tcPr>
-            <w:tcW w:w="6129" w:type="dxa"/>
+            <w:tcW w:w="5293" w:type="dxa"/>
             <w:gridSpan w:val="4"/>
           </w:tcPr>
           <w:p>
+            <w:pPr>
+              <w:ind w:left="-539" w:right="-221"/>
+            </w:pPr>
             <w:r>
               <w:fldChar w:fldCharType="begin">
                 <w:ffData>
@@ -148,16 +1191,20 @@
         </w:tc>
       </w:tr>
       <w:tr>
-        <w:tc>
-          <w:tcPr>
-            <w:tcW w:w="1384" w:type="dxa"/>
+        <w:trPr>
+          <w:gridAfter w:val="1"/>
+          <w:wAfter w:w="13" w:type="dxa"/>
+        </w:trPr>
+        <w:tc>
+          <w:tcPr>
+            <w:tcW w:w="1127" w:type="dxa"/>
             <w:vMerge/>
           </w:tcPr>
           <w:p/>
         </w:tc>
         <w:tc>
           <w:tcPr>
-            <w:tcW w:w="3686" w:type="dxa"/>
+            <w:tcW w:w="4099" w:type="dxa"/>
           </w:tcPr>
           <w:p>
             <w:r>
@@ -167,7 +1214,7 @@
         </w:tc>
         <w:tc>
           <w:tcPr>
-            <w:tcW w:w="6129" w:type="dxa"/>
+            <w:tcW w:w="5293" w:type="dxa"/>
             <w:gridSpan w:val="4"/>
           </w:tcPr>
           <w:p>
@@ -191,7 +1238,13 @@
               <w:rPr>
                 <w:noProof/>
               </w:rPr>
-              <w:t>Студент</w:t>
+              <w:t>Ст</w:t>
+            </w:r>
+            <w:r>
+              <w:rPr>
+                <w:noProof/>
+              </w:rPr>
+              <w:t>удент</w:t>
             </w:r>
             <w:r>
               <w:fldChar w:fldCharType="end"/>
@@ -200,16 +1253,20 @@
         </w:tc>
       </w:tr>
       <w:tr>
-        <w:tc>
-          <w:tcPr>
-            <w:tcW w:w="1384" w:type="dxa"/>
+        <w:trPr>
+          <w:gridAfter w:val="1"/>
+          <w:wAfter w:w="13" w:type="dxa"/>
+        </w:trPr>
+        <w:tc>
+          <w:tcPr>
+            <w:tcW w:w="1127" w:type="dxa"/>
             <w:vMerge/>
           </w:tcPr>
           <w:p/>
         </w:tc>
         <w:tc>
           <w:tcPr>
-            <w:tcW w:w="3686" w:type="dxa"/>
+            <w:tcW w:w="4099" w:type="dxa"/>
           </w:tcPr>
           <w:p>
             <w:r>
@@ -219,7 +1276,7 @@
         </w:tc>
         <w:tc>
           <w:tcPr>
-            <w:tcW w:w="6129" w:type="dxa"/>
+            <w:tcW w:w="5293" w:type="dxa"/>
             <w:gridSpan w:val="4"/>
           </w:tcPr>
           <w:p>
@@ -252,16 +1309,20 @@
         </w:tc>
       </w:tr>
       <w:tr>
-        <w:tc>
-          <w:tcPr>
-            <w:tcW w:w="1384" w:type="dxa"/>
+        <w:trPr>
+          <w:gridAfter w:val="1"/>
+          <w:wAfter w:w="13" w:type="dxa"/>
+        </w:trPr>
+        <w:tc>
+          <w:tcPr>
+            <w:tcW w:w="1127" w:type="dxa"/>
             <w:vMerge/>
           </w:tcPr>
           <w:p/>
         </w:tc>
         <w:tc>
           <w:tcPr>
-            <w:tcW w:w="3686" w:type="dxa"/>
+            <w:tcW w:w="4099" w:type="dxa"/>
           </w:tcPr>
           <w:p>
             <w:r>
@@ -271,7 +1332,7 @@
         </w:tc>
         <w:tc>
           <w:tcPr>
-            <w:tcW w:w="6129" w:type="dxa"/>
+            <w:tcW w:w="5293" w:type="dxa"/>
             <w:gridSpan w:val="4"/>
           </w:tcPr>
           <w:p>
@@ -304,16 +1365,20 @@
         </w:tc>
       </w:tr>
       <w:tr>
-        <w:tc>
-          <w:tcPr>
-            <w:tcW w:w="1384" w:type="dxa"/>
+        <w:trPr>
+          <w:gridAfter w:val="1"/>
+          <w:wAfter w:w="13" w:type="dxa"/>
+        </w:trPr>
+        <w:tc>
+          <w:tcPr>
+            <w:tcW w:w="1127" w:type="dxa"/>
             <w:vMerge/>
           </w:tcPr>
           <w:p/>
         </w:tc>
         <w:tc>
           <w:tcPr>
-            <w:tcW w:w="3686" w:type="dxa"/>
+            <w:tcW w:w="4099" w:type="dxa"/>
           </w:tcPr>
           <w:p>
             <w:r>
@@ -323,7 +1388,7 @@
         </w:tc>
         <w:tc>
           <w:tcPr>
-            <w:tcW w:w="6129" w:type="dxa"/>
+            <w:tcW w:w="5293" w:type="dxa"/>
             <w:gridSpan w:val="4"/>
           </w:tcPr>
           <w:p>
@@ -337,7 +1402,6 @@
                 </w:ffData>
               </w:fldChar>
             </w:r>
-            <w:bookmarkStart w:id="0" w:name="ТекстовоеПоле1"/>
             <w:r>
               <w:instrText xml:space="preserve"> FORMTEXT </w:instrText>
             </w:r>
@@ -350,24 +1414,25 @@
             <w:r>
               <w:fldChar w:fldCharType="end"/>
             </w:r>
-            <w:bookmarkEnd w:id="0"/>
           </w:p>
         </w:tc>
       </w:tr>
       <w:tr>
         <w:trPr>
+          <w:gridAfter w:val="1"/>
+          <w:wAfter w:w="13" w:type="dxa"/>
           <w:trHeight w:val="867"/>
         </w:trPr>
         <w:tc>
           <w:tcPr>
-            <w:tcW w:w="1384" w:type="dxa"/>
+            <w:tcW w:w="1127" w:type="dxa"/>
             <w:vMerge/>
           </w:tcPr>
           <w:p/>
         </w:tc>
         <w:tc>
           <w:tcPr>
-            <w:tcW w:w="3686" w:type="dxa"/>
+            <w:tcW w:w="4099" w:type="dxa"/>
           </w:tcPr>
           <w:p>
             <w:r>
@@ -377,7 +1442,7 @@
         </w:tc>
         <w:tc>
           <w:tcPr>
-            <w:tcW w:w="3719" w:type="dxa"/>
+            <w:tcW w:w="2888" w:type="dxa"/>
             <w:gridSpan w:val="3"/>
             <w:tcBorders>
               <w:right w:val="outset" w:sz="6" w:space="0" w:color="FFFFFF" w:themeColor="background1"/>
@@ -401,7 +1466,6 @@
                 </w:ffData>
               </w:fldChar>
             </w:r>
-            <w:bookmarkStart w:id="1" w:name="Флажок1"/>
             <w:r>
               <w:instrText xml:space="preserve"> </w:instrText>
             </w:r>
@@ -431,487 +1495,11 @@
               </w:rPr>
               <w:fldChar w:fldCharType="end"/>
             </w:r>
-            <w:bookmarkEnd w:id="1"/>
             <w:r>
               <w:t>холост (не замужем)</w:t>
             </w:r>
           </w:p>
           <w:p>
-            <w:r>
-              <w:rPr>
-                <w:lang w:val="en-US"/>
-              </w:rPr>
-              <w:fldChar w:fldCharType="begin">
-                <w:ffData>
-                  <w:name w:val=""/>
-                  <w:enabled/>
-                  <w:calcOnExit w:val="0"/>
-                  <w:checkBox>
-                    <w:size w:val="16"/>
-                    <w:default w:val="0"/>
-                  </w:checkBox>
-                </w:ffData>
-              </w:fldChar>
-            </w:r>
-            <w:r>
-              <w:instrText xml:space="preserve"> </w:instrText>
-            </w:r>
-            <w:r>
-              <w:rPr>
-                <w:lang w:val="en-US"/>
-              </w:rPr>
-              <w:instrText>FORMCHECKBOX</w:instrText>
-            </w:r>
-            <w:r>
-              <w:instrText xml:space="preserve"> </w:instrText>
-            </w:r>
-            <w:r>
-              <w:rPr>
-                <w:lang w:val="en-US"/>
-              </w:rPr>
-            </w:r>
-            <w:r>
-              <w:rPr>
-                <w:lang w:val="en-US"/>
-              </w:rPr>
-              <w:fldChar w:fldCharType="separate"/>
-            </w:r>
-            <w:r>
-              <w:rPr>
-                <w:lang w:val="en-US"/>
-              </w:rPr>
-              <w:fldChar w:fldCharType="end"/>
-            </w:r>
-            <w:r>
-              <w:t xml:space="preserve">живу раздельно с супругой (-ом) </w:t>
-            </w:r>
-          </w:p>
-          <w:p>
-            <w:r>
-              <w:rPr>
-                <w:lang w:val="en-US"/>
-              </w:rPr>
-              <w:fldChar w:fldCharType="begin">
-                <w:ffData>
-                  <w:name w:val=""/>
-                  <w:enabled/>
-                  <w:calcOnExit w:val="0"/>
-                  <w:checkBox>
-                    <w:size w:val="16"/>
-                    <w:default w:val="0"/>
-                  </w:checkBox>
-                </w:ffData>
-              </w:fldChar>
-            </w:r>
-            <w:r>
-              <w:rPr>
-                <w:lang w:val="en-US"/>
-              </w:rPr>
-              <w:instrText xml:space="preserve"> FORMCHECKBOX </w:instrText>
-            </w:r>
-            <w:r>
-              <w:rPr>
-                <w:lang w:val="en-US"/>
-              </w:rPr>
-            </w:r>
-            <w:r>
-              <w:rPr>
-                <w:lang w:val="en-US"/>
-              </w:rPr>
-              <w:fldChar w:fldCharType="separate"/>
-            </w:r>
-            <w:r>
-              <w:rPr>
-                <w:lang w:val="en-US"/>
-              </w:rPr>
-              <w:fldChar w:fldCharType="end"/>
-            </w:r>
-            <w:r>
-              <w:t>вдовец вдова</w:t>
-            </w:r>
-          </w:p>
-        </w:tc>
-        <w:tc>
-          <w:tcPr>
-            <w:tcW w:w="2410" w:type="dxa"/>
-            <w:tcBorders>
-              <w:left w:val="outset" w:sz="6" w:space="0" w:color="FFFFFF" w:themeColor="background1"/>
-            </w:tcBorders>
-          </w:tcPr>
-          <w:p>
-            <w:r>
-              <w:rPr>
-                <w:lang w:val="en-US"/>
-              </w:rPr>
-              <w:fldChar w:fldCharType="begin">
-                <w:ffData>
-                  <w:name w:val="Флажок1"/>
-                  <w:enabled/>
-                  <w:calcOnExit w:val="0"/>
-                  <w:checkBox>
-                    <w:size w:val="16"/>
-                    <w:default w:val="0"/>
-                  </w:checkBox>
-                </w:ffData>
-              </w:fldChar>
-            </w:r>
-            <w:r>
-              <w:instrText xml:space="preserve"> </w:instrText>
-            </w:r>
-            <w:r>
-              <w:rPr>
-                <w:lang w:val="en-US"/>
-              </w:rPr>
-              <w:instrText>FORMCHECKBOX</w:instrText>
-            </w:r>
-            <w:r>
-              <w:instrText xml:space="preserve"> </w:instrText>
-            </w:r>
-            <w:r>
-              <w:rPr>
-                <w:lang w:val="en-US"/>
-              </w:rPr>
-            </w:r>
-            <w:r>
-              <w:rPr>
-                <w:lang w:val="en-US"/>
-              </w:rPr>
-              <w:fldChar w:fldCharType="separate"/>
-            </w:r>
-            <w:r>
-              <w:rPr>
-                <w:lang w:val="en-US"/>
-              </w:rPr>
-              <w:fldChar w:fldCharType="end"/>
-            </w:r>
-            <w:r>
-              <w:t>женат (замужем)</w:t>
-            </w:r>
-          </w:p>
-          <w:p>
-            <w:r>
-              <w:rPr>
-                <w:lang w:val="en-US"/>
-              </w:rPr>
-              <w:fldChar w:fldCharType="begin">
-                <w:ffData>
-                  <w:name w:val=""/>
-                  <w:enabled/>
-                  <w:calcOnExit w:val="0"/>
-                  <w:checkBox>
-                    <w:size w:val="16"/>
-                    <w:default w:val="0"/>
-                  </w:checkBox>
-                </w:ffData>
-              </w:fldChar>
-            </w:r>
-            <w:r>
-              <w:instrText xml:space="preserve"> </w:instrText>
-            </w:r>
-            <w:r>
-              <w:rPr>
-                <w:lang w:val="en-US"/>
-              </w:rPr>
-              <w:instrText>FORMCHECKBOX</w:instrText>
-            </w:r>
-            <w:r>
-              <w:instrText xml:space="preserve"> </w:instrText>
-            </w:r>
-            <w:r>
-              <w:rPr>
-                <w:lang w:val="en-US"/>
-              </w:rPr>
-            </w:r>
-            <w:r>
-              <w:rPr>
-                <w:lang w:val="en-US"/>
-              </w:rPr>
-              <w:fldChar w:fldCharType="separate"/>
-            </w:r>
-            <w:r>
-              <w:rPr>
-                <w:lang w:val="en-US"/>
-              </w:rPr>
-              <w:fldChar w:fldCharType="end"/>
-            </w:r>
-            <w:r>
-              <w:t>разведен (-а)</w:t>
-            </w:r>
-          </w:p>
-          <w:p>
-            <w:r>
-              <w:rPr>
-                <w:lang w:val="en-US"/>
-              </w:rPr>
-              <w:fldChar w:fldCharType="begin">
-                <w:ffData>
-                  <w:name w:val=""/>
-                  <w:enabled/>
-                  <w:calcOnExit w:val="0"/>
-                  <w:checkBox>
-                    <w:size w:val="16"/>
-                    <w:default w:val="0"/>
-                  </w:checkBox>
-                </w:ffData>
-              </w:fldChar>
-            </w:r>
-            <w:r>
-              <w:instrText xml:space="preserve"> </w:instrText>
-            </w:r>
-            <w:r>
-              <w:rPr>
-                <w:lang w:val="en-US"/>
-              </w:rPr>
-              <w:instrText>FORMCHECKBOX</w:instrText>
-            </w:r>
-            <w:r>
-              <w:instrText xml:space="preserve"> </w:instrText>
-            </w:r>
-            <w:r>
-              <w:rPr>
-                <w:lang w:val="en-US"/>
-              </w:rPr>
-            </w:r>
-            <w:r>
-              <w:rPr>
-                <w:lang w:val="en-US"/>
-              </w:rPr>
-              <w:fldChar w:fldCharType="separate"/>
-            </w:r>
-            <w:r>
-              <w:rPr>
-                <w:lang w:val="en-US"/>
-              </w:rPr>
-              <w:fldChar w:fldCharType="end"/>
-            </w:r>
-            <w:r>
-              <w:t>гражданский брак</w:t>
-            </w:r>
-          </w:p>
-        </w:tc>
-      </w:tr>
-      <w:tr>
-        <w:tc>
-          <w:tcPr>
-            <w:tcW w:w="1384" w:type="dxa"/>
-            <w:vMerge/>
-          </w:tcPr>
-          <w:p/>
-        </w:tc>
-        <w:tc>
-          <w:tcPr>
-            <w:tcW w:w="3686" w:type="dxa"/>
-          </w:tcPr>
-          <w:p>
-            <w:r>
-              <w:t>Домашний адрес</w:t>
-            </w:r>
-          </w:p>
-          <w:p>
-            <w:r>
-              <w:t>(место проживания)</w:t>
-            </w:r>
-          </w:p>
-        </w:tc>
-        <w:tc>
-          <w:tcPr>
-            <w:tcW w:w="6129" w:type="dxa"/>
-            <w:gridSpan w:val="4"/>
-          </w:tcPr>
-          <w:p>
-            <w:r>
-              <w:fldChar w:fldCharType="begin">
-                <w:ffData>
-                  <w:name w:val="ТекстовоеПоле1"/>
-                  <w:enabled/>
-                  <w:calcOnExit w:val="0"/>
-                  <w:textInput/>
-                </w:ffData>
-              </w:fldChar>
-            </w:r>
-            <w:r>
-              <w:instrText xml:space="preserve"> FORMTEXT </w:instrText>
-            </w:r>
-            <w:r>
-              <w:fldChar w:fldCharType="separate"/>
-            </w:r>
-            <w:r>
-              <w:rPr>
-                <w:noProof/>
-              </w:rPr>
-              <w:t>Г.</w:t>
-            </w:r>
-            <w:r>
-              <w:rPr>
-                <w:noProof/>
-              </w:rPr>
-              <w:t xml:space="preserve"> Сакт-Петербург ул. Пахомовская д.22</w:t>
-            </w:r>
-            <w:r>
-              <w:fldChar w:fldCharType="end"/>
-            </w:r>
-          </w:p>
-        </w:tc>
-      </w:tr>
-      <w:tr>
-        <w:tc>
-          <w:tcPr>
-            <w:tcW w:w="1384" w:type="dxa"/>
-            <w:vMerge/>
-          </w:tcPr>
-          <w:p/>
-        </w:tc>
-        <w:tc>
-          <w:tcPr>
-            <w:tcW w:w="3686" w:type="dxa"/>
-          </w:tcPr>
-          <w:p>
-            <w:r>
-              <w:t>Домашний телефон</w:t>
-            </w:r>
-          </w:p>
-        </w:tc>
-        <w:tc>
-          <w:tcPr>
-            <w:tcW w:w="6129" w:type="dxa"/>
-            <w:gridSpan w:val="4"/>
-          </w:tcPr>
-          <w:p>
-            <w:r>
-              <w:fldChar w:fldCharType="begin">
-                <w:ffData>
-                  <w:name w:val="ТекстовоеПоле1"/>
-                  <w:enabled/>
-                  <w:calcOnExit w:val="0"/>
-                  <w:textInput/>
-                </w:ffData>
-              </w:fldChar>
-            </w:r>
-            <w:r>
-              <w:instrText xml:space="preserve"> FORMTEXT </w:instrText>
-            </w:r>
-            <w:r>
-              <w:fldChar w:fldCharType="separate"/>
-            </w:r>
-            <w:r>
-              <w:t>-</w:t>
-            </w:r>
-            <w:r>
-              <w:fldChar w:fldCharType="end"/>
-            </w:r>
-          </w:p>
-        </w:tc>
-      </w:tr>
-      <w:tr>
-        <w:tc>
-          <w:tcPr>
-            <w:tcW w:w="1384" w:type="dxa"/>
-            <w:vMerge/>
-          </w:tcPr>
-          <w:p/>
-        </w:tc>
-        <w:tc>
-          <w:tcPr>
-            <w:tcW w:w="3686" w:type="dxa"/>
-          </w:tcPr>
-          <w:p>
-            <w:r>
-              <w:t>Контактный телефон</w:t>
-            </w:r>
-          </w:p>
-        </w:tc>
-        <w:tc>
-          <w:tcPr>
-            <w:tcW w:w="6129" w:type="dxa"/>
-            <w:gridSpan w:val="4"/>
-          </w:tcPr>
-          <w:p>
-            <w:r>
-              <w:fldChar w:fldCharType="begin">
-                <w:ffData>
-                  <w:name w:val="ТекстовоеПоле1"/>
-                  <w:enabled/>
-                  <w:calcOnExit w:val="0"/>
-                  <w:textInput/>
-                </w:ffData>
-              </w:fldChar>
-            </w:r>
-            <w:r>
-              <w:instrText xml:space="preserve"> FORMTEXT </w:instrText>
-            </w:r>
-            <w:r>
-              <w:fldChar w:fldCharType="separate"/>
-            </w:r>
-            <w:r>
-              <w:t>+79297012848</w:t>
-            </w:r>
-            <w:r>
-              <w:fldChar w:fldCharType="end"/>
-            </w:r>
-          </w:p>
-        </w:tc>
-      </w:tr>
-      <w:tr>
-        <w:tc>
-          <w:tcPr>
-            <w:tcW w:w="1384" w:type="dxa"/>
-            <w:vMerge/>
-          </w:tcPr>
-          <w:p/>
-        </w:tc>
-        <w:tc>
-          <w:tcPr>
-            <w:tcW w:w="3686" w:type="dxa"/>
-          </w:tcPr>
-          <w:p>
-            <w:r>
-              <w:t>Ф.И.О. отца</w:t>
-            </w:r>
-          </w:p>
-        </w:tc>
-        <w:tc>
-          <w:tcPr>
-            <w:tcW w:w="6129" w:type="dxa"/>
-            <w:gridSpan w:val="4"/>
-          </w:tcPr>
-          <w:p>
-            <w:r>
-              <w:fldChar w:fldCharType="begin">
-                <w:ffData>
-                  <w:name w:val="ТекстовоеПоле1"/>
-                  <w:enabled/>
-                  <w:calcOnExit w:val="0"/>
-                  <w:textInput/>
-                </w:ffData>
-              </w:fldChar>
-            </w:r>
-            <w:r>
-              <w:instrText xml:space="preserve"> FORMTEXT </w:instrText>
-            </w:r>
-            <w:r>
-              <w:fldChar w:fldCharType="separate"/>
-            </w:r>
-            <w:r>
-              <w:t> </w:t>
-            </w:r>
-            <w:r>
-              <w:t> </w:t>
-            </w:r>
-            <w:r>
-              <w:t> </w:t>
-            </w:r>
-            <w:r>
-              <w:t> </w:t>
-            </w:r>
-            <w:r>
-              <w:t> </w:t>
-            </w:r>
-            <w:r>
-              <w:fldChar w:fldCharType="end"/>
-            </w:r>
-            <w:r>
-              <w:t xml:space="preserve"> </w:t>
-            </w:r>
             <w:r>
               <w:rPr>
                 <w:lang w:val="en-US"/>
@@ -930,10 +1518,16 @@
               </w:fldChar>
             </w:r>
             <w:r>
-              <w:rPr>
-                <w:lang w:val="en-US"/>
-              </w:rPr>
-              <w:instrText xml:space="preserve"> FORMCHECKBOX </w:instrText>
+              <w:instrText xml:space="preserve"> </w:instrText>
+            </w:r>
+            <w:r>
+              <w:rPr>
+                <w:lang w:val="en-US"/>
+              </w:rPr>
+              <w:instrText>FORMCHECKBOX</w:instrText>
+            </w:r>
+            <w:r>
+              <w:instrText xml:space="preserve"> </w:instrText>
             </w:r>
             <w:r>
               <w:rPr>
@@ -953,409 +1547,10 @@
               <w:fldChar w:fldCharType="end"/>
             </w:r>
             <w:r>
-              <w:t>умер</w:t>
-            </w:r>
-          </w:p>
-        </w:tc>
-      </w:tr>
-      <w:tr>
-        <w:tc>
-          <w:tcPr>
-            <w:tcW w:w="1384" w:type="dxa"/>
-            <w:vMerge/>
-          </w:tcPr>
-          <w:p/>
-        </w:tc>
-        <w:tc>
-          <w:tcPr>
-            <w:tcW w:w="3686" w:type="dxa"/>
-          </w:tcPr>
-          <w:p>
-            <w:r>
-              <w:t>Ф.И.О. матери</w:t>
-            </w:r>
-          </w:p>
-        </w:tc>
-        <w:tc>
-          <w:tcPr>
-            <w:tcW w:w="6129" w:type="dxa"/>
-            <w:gridSpan w:val="4"/>
-          </w:tcPr>
-          <w:p>
-            <w:r>
-              <w:fldChar w:fldCharType="begin">
-                <w:ffData>
-                  <w:name w:val="ТекстовоеПоле1"/>
-                  <w:enabled/>
-                  <w:calcOnExit w:val="0"/>
-                  <w:textInput/>
-                </w:ffData>
-              </w:fldChar>
-            </w:r>
-            <w:r>
-              <w:instrText xml:space="preserve"> FORMTEXT </w:instrText>
-            </w:r>
-            <w:r>
-              <w:fldChar w:fldCharType="separate"/>
-            </w:r>
-            <w:r>
-              <w:t>Максимкина Елена Анатольевна</w:t>
-            </w:r>
-            <w:r>
-              <w:fldChar w:fldCharType="end"/>
-            </w:r>
-            <w:r>
-              <w:t xml:space="preserve"> </w:t>
-            </w:r>
-            <w:r>
-              <w:rPr>
-                <w:lang w:val="en-US"/>
-              </w:rPr>
-              <w:fldChar w:fldCharType="begin">
-                <w:ffData>
-                  <w:name w:val=""/>
-                  <w:enabled/>
-                  <w:calcOnExit w:val="0"/>
-                  <w:checkBox>
-                    <w:size w:val="16"/>
-                    <w:default w:val="0"/>
-                  </w:checkBox>
-                </w:ffData>
-              </w:fldChar>
-            </w:r>
-            <w:r>
-              <w:rPr>
-                <w:lang w:val="en-US"/>
-              </w:rPr>
-              <w:instrText xml:space="preserve"> FORMCHECKBOX </w:instrText>
-            </w:r>
-            <w:r>
-              <w:rPr>
-                <w:lang w:val="en-US"/>
-              </w:rPr>
-            </w:r>
-            <w:r>
-              <w:rPr>
-                <w:lang w:val="en-US"/>
-              </w:rPr>
-              <w:fldChar w:fldCharType="separate"/>
-            </w:r>
-            <w:r>
-              <w:rPr>
-                <w:lang w:val="en-US"/>
-              </w:rPr>
-              <w:fldChar w:fldCharType="end"/>
-            </w:r>
-            <w:r>
-              <w:t>умерла</w:t>
-            </w:r>
-          </w:p>
-        </w:tc>
-      </w:tr>
-      <w:tr>
-        <w:tc>
-          <w:tcPr>
-            <w:tcW w:w="1384" w:type="dxa"/>
-            <w:vMerge/>
-          </w:tcPr>
-          <w:p/>
-        </w:tc>
-        <w:tc>
-          <w:tcPr>
-            <w:tcW w:w="3686" w:type="dxa"/>
-          </w:tcPr>
-          <w:p>
-            <w:r>
-              <w:t>Ф.И.О. супруги/супруга</w:t>
-            </w:r>
-          </w:p>
-        </w:tc>
-        <w:tc>
-          <w:tcPr>
-            <w:tcW w:w="6129" w:type="dxa"/>
-            <w:gridSpan w:val="4"/>
-          </w:tcPr>
-          <w:p>
-            <w:r>
-              <w:fldChar w:fldCharType="begin">
-                <w:ffData>
-                  <w:name w:val="ТекстовоеПоле1"/>
-                  <w:enabled/>
-                  <w:calcOnExit w:val="0"/>
-                  <w:textInput/>
-                </w:ffData>
-              </w:fldChar>
-            </w:r>
-            <w:r>
-              <w:instrText xml:space="preserve"> FORMTEXT </w:instrText>
-            </w:r>
-            <w:r>
-              <w:fldChar w:fldCharType="separate"/>
-            </w:r>
-            <w:r>
-              <w:rPr>
-                <w:noProof/>
-              </w:rPr>
-              <w:t>-</w:t>
-            </w:r>
-            <w:r>
-              <w:fldChar w:fldCharType="end"/>
-            </w:r>
-          </w:p>
-        </w:tc>
-      </w:tr>
-      <w:tr>
-        <w:tc>
-          <w:tcPr>
-            <w:tcW w:w="1384" w:type="dxa"/>
-            <w:vMerge/>
-          </w:tcPr>
-          <w:p/>
-        </w:tc>
-        <w:tc>
-          <w:tcPr>
-            <w:tcW w:w="3686" w:type="dxa"/>
-          </w:tcPr>
-          <w:p>
-            <w:r>
-              <w:t xml:space="preserve">Бывшие </w:t>
-            </w:r>
-            <w:proofErr w:type="gramStart"/>
-            <w:r>
-              <w:t>фамилии  супруги</w:t>
-            </w:r>
-            <w:proofErr w:type="gramEnd"/>
-            <w:r>
-              <w:t>/супруга</w:t>
-            </w:r>
-          </w:p>
-        </w:tc>
-        <w:tc>
-          <w:tcPr>
-            <w:tcW w:w="6129" w:type="dxa"/>
-            <w:gridSpan w:val="4"/>
-          </w:tcPr>
-          <w:p>
-            <w:r>
-              <w:fldChar w:fldCharType="begin">
-                <w:ffData>
-                  <w:name w:val="ТекстовоеПоле1"/>
-                  <w:enabled/>
-                  <w:calcOnExit w:val="0"/>
-                  <w:textInput/>
-                </w:ffData>
-              </w:fldChar>
-            </w:r>
-            <w:r>
-              <w:instrText xml:space="preserve"> FORMTEXT </w:instrText>
-            </w:r>
-            <w:r>
-              <w:fldChar w:fldCharType="separate"/>
-            </w:r>
-            <w:r>
-              <w:rPr>
-                <w:noProof/>
-              </w:rPr>
-              <w:t>-</w:t>
-            </w:r>
-            <w:r>
-              <w:fldChar w:fldCharType="end"/>
-            </w:r>
-          </w:p>
-        </w:tc>
-      </w:tr>
-      <w:tr>
-        <w:tc>
-          <w:tcPr>
-            <w:tcW w:w="1384" w:type="dxa"/>
-            <w:vMerge/>
-          </w:tcPr>
-          <w:p/>
-        </w:tc>
-        <w:tc>
-          <w:tcPr>
-            <w:tcW w:w="3686" w:type="dxa"/>
-          </w:tcPr>
-          <w:p>
-            <w:r>
-              <w:t xml:space="preserve">Дата </w:t>
-            </w:r>
-            <w:proofErr w:type="gramStart"/>
-            <w:r>
-              <w:t>рождения  супруги</w:t>
-            </w:r>
-            <w:proofErr w:type="gramEnd"/>
-            <w:r>
-              <w:t>/супруга</w:t>
-            </w:r>
-          </w:p>
-        </w:tc>
-        <w:tc>
-          <w:tcPr>
-            <w:tcW w:w="6129" w:type="dxa"/>
-            <w:gridSpan w:val="4"/>
-          </w:tcPr>
-          <w:p>
-            <w:r>
-              <w:fldChar w:fldCharType="begin">
-                <w:ffData>
-                  <w:name w:val="ТекстовоеПоле1"/>
-                  <w:enabled/>
-                  <w:calcOnExit w:val="0"/>
-                  <w:textInput/>
-                </w:ffData>
-              </w:fldChar>
-            </w:r>
-            <w:r>
-              <w:instrText xml:space="preserve"> FORMTEXT </w:instrText>
-            </w:r>
-            <w:r>
-              <w:fldChar w:fldCharType="separate"/>
-            </w:r>
-            <w:r>
-              <w:rPr>
-                <w:noProof/>
-              </w:rPr>
-              <w:t>-</w:t>
-            </w:r>
-            <w:r>
-              <w:fldChar w:fldCharType="end"/>
-            </w:r>
-          </w:p>
-        </w:tc>
-      </w:tr>
-      <w:tr>
-        <w:tc>
-          <w:tcPr>
-            <w:tcW w:w="1384" w:type="dxa"/>
-            <w:vMerge/>
-          </w:tcPr>
-          <w:p/>
-        </w:tc>
-        <w:tc>
-          <w:tcPr>
-            <w:tcW w:w="3686" w:type="dxa"/>
-          </w:tcPr>
-          <w:p>
-            <w:r>
-              <w:t xml:space="preserve">Место </w:t>
-            </w:r>
-            <w:proofErr w:type="gramStart"/>
-            <w:r>
-              <w:t>рождения  супруги</w:t>
-            </w:r>
-            <w:proofErr w:type="gramEnd"/>
-            <w:r>
-              <w:t>/супруга</w:t>
-            </w:r>
-          </w:p>
-        </w:tc>
-        <w:tc>
-          <w:tcPr>
-            <w:tcW w:w="6129" w:type="dxa"/>
-            <w:gridSpan w:val="4"/>
-          </w:tcPr>
-          <w:p>
-            <w:r>
-              <w:fldChar w:fldCharType="begin">
-                <w:ffData>
-                  <w:name w:val="ТекстовоеПоле1"/>
-                  <w:enabled/>
-                  <w:calcOnExit w:val="0"/>
-                  <w:textInput/>
-                </w:ffData>
-              </w:fldChar>
-            </w:r>
-            <w:r>
-              <w:instrText xml:space="preserve"> FORMTEXT </w:instrText>
-            </w:r>
-            <w:r>
-              <w:fldChar w:fldCharType="separate"/>
-            </w:r>
-            <w:r>
-              <w:rPr>
-                <w:noProof/>
-              </w:rPr>
-              <w:t>-</w:t>
-            </w:r>
-            <w:r>
-              <w:fldChar w:fldCharType="end"/>
-            </w:r>
-          </w:p>
-        </w:tc>
-      </w:tr>
-      <w:tr>
-        <w:tc>
-          <w:tcPr>
-            <w:tcW w:w="1384" w:type="dxa"/>
-            <w:vMerge/>
-          </w:tcPr>
-          <w:p/>
-        </w:tc>
-        <w:tc>
-          <w:tcPr>
-            <w:tcW w:w="9815" w:type="dxa"/>
-            <w:gridSpan w:val="5"/>
-          </w:tcPr>
-          <w:p>
-            <w:r>
-              <w:t>Вписываются все дети, в том числе не вписанные в паспорт и взрослые.</w:t>
-            </w:r>
-          </w:p>
-        </w:tc>
-      </w:tr>
-      <w:tr>
-        <w:tc>
-          <w:tcPr>
-            <w:tcW w:w="1384" w:type="dxa"/>
-            <w:vMerge/>
-          </w:tcPr>
-          <w:p/>
-        </w:tc>
-        <w:tc>
-          <w:tcPr>
-            <w:tcW w:w="3686" w:type="dxa"/>
-          </w:tcPr>
-          <w:p>
-            <w:r>
-              <w:t>1. Фамилия, имя ребенка</w:t>
-            </w:r>
-          </w:p>
-        </w:tc>
-        <w:tc>
-          <w:tcPr>
-            <w:tcW w:w="6129" w:type="dxa"/>
-            <w:gridSpan w:val="4"/>
-          </w:tcPr>
-          <w:p>
-            <w:r>
-              <w:fldChar w:fldCharType="begin">
-                <w:ffData>
-                  <w:name w:val="ТекстовоеПоле1"/>
-                  <w:enabled/>
-                  <w:calcOnExit w:val="0"/>
-                  <w:textInput/>
-                </w:ffData>
-              </w:fldChar>
-            </w:r>
-            <w:r>
-              <w:instrText xml:space="preserve"> FORMTEXT </w:instrText>
-            </w:r>
-            <w:r>
-              <w:fldChar w:fldCharType="separate"/>
-            </w:r>
-            <w:r>
-              <w:rPr>
-                <w:noProof/>
-              </w:rPr>
-              <w:t>-</w:t>
-            </w:r>
-            <w:r>
-              <w:fldChar w:fldCharType="end"/>
-            </w:r>
-            <w:r>
-              <w:t xml:space="preserve"> </w:t>
-            </w:r>
+              <w:t xml:space="preserve">живу раздельно с супругой (-ом) </w:t>
+            </w:r>
+          </w:p>
+          <w:p>
             <w:r>
               <w:rPr>
                 <w:lang w:val="en-US"/>
@@ -1397,115 +1592,68 @@
               <w:fldChar w:fldCharType="end"/>
             </w:r>
             <w:r>
-              <w:t>не едет</w:t>
-            </w:r>
-          </w:p>
-        </w:tc>
-      </w:tr>
-      <w:tr>
-        <w:tc>
-          <w:tcPr>
-            <w:tcW w:w="1384" w:type="dxa"/>
-            <w:vMerge/>
-          </w:tcPr>
-          <w:p/>
-        </w:tc>
-        <w:tc>
-          <w:tcPr>
-            <w:tcW w:w="3686" w:type="dxa"/>
-          </w:tcPr>
-          <w:p>
-            <w:r>
-              <w:t>Дата рождения ребенка</w:t>
-            </w:r>
-          </w:p>
-        </w:tc>
-        <w:tc>
-          <w:tcPr>
-            <w:tcW w:w="6129" w:type="dxa"/>
-            <w:gridSpan w:val="4"/>
-          </w:tcPr>
-          <w:p>
-            <w:r>
+              <w:t>вдовец вдова</w:t>
+            </w:r>
+          </w:p>
+        </w:tc>
+        <w:tc>
+          <w:tcPr>
+            <w:tcW w:w="2405" w:type="dxa"/>
+            <w:tcBorders>
+              <w:left w:val="outset" w:sz="6" w:space="0" w:color="FFFFFF" w:themeColor="background1"/>
+            </w:tcBorders>
+          </w:tcPr>
+          <w:p>
+            <w:r>
+              <w:rPr>
+                <w:lang w:val="en-US"/>
+              </w:rPr>
               <w:fldChar w:fldCharType="begin">
                 <w:ffData>
-                  <w:name w:val="ТекстовоеПоле1"/>
+                  <w:name w:val="Флажок1"/>
                   <w:enabled/>
                   <w:calcOnExit w:val="0"/>
-                  <w:textInput/>
+                  <w:checkBox>
+                    <w:size w:val="16"/>
+                    <w:default w:val="0"/>
+                  </w:checkBox>
                 </w:ffData>
               </w:fldChar>
             </w:r>
             <w:r>
-              <w:instrText xml:space="preserve"> FORMTEXT </w:instrText>
-            </w:r>
-            <w:r>
+              <w:instrText xml:space="preserve"> </w:instrText>
+            </w:r>
+            <w:r>
+              <w:rPr>
+                <w:lang w:val="en-US"/>
+              </w:rPr>
+              <w:instrText>FORMCHECKBOX</w:instrText>
+            </w:r>
+            <w:r>
+              <w:instrText xml:space="preserve"> </w:instrText>
+            </w:r>
+            <w:r>
+              <w:rPr>
+                <w:lang w:val="en-US"/>
+              </w:rPr>
+            </w:r>
+            <w:r>
+              <w:rPr>
+                <w:lang w:val="en-US"/>
+              </w:rPr>
               <w:fldChar w:fldCharType="separate"/>
             </w:r>
             <w:r>
               <w:rPr>
-                <w:noProof/>
-              </w:rPr>
-              <w:t>-</w:t>
-            </w:r>
-            <w:r>
+                <w:lang w:val="en-US"/>
+              </w:rPr>
               <w:fldChar w:fldCharType="end"/>
             </w:r>
-          </w:p>
-        </w:tc>
-      </w:tr>
-      <w:tr>
-        <w:tc>
-          <w:tcPr>
-            <w:tcW w:w="1384" w:type="dxa"/>
-            <w:vMerge/>
-          </w:tcPr>
-          <w:p/>
-        </w:tc>
-        <w:tc>
-          <w:tcPr>
-            <w:tcW w:w="3686" w:type="dxa"/>
-          </w:tcPr>
-          <w:p>
-            <w:r>
-              <w:t>2. Фамилия, имя ребенка</w:t>
-            </w:r>
-          </w:p>
-        </w:tc>
-        <w:tc>
-          <w:tcPr>
-            <w:tcW w:w="6129" w:type="dxa"/>
-            <w:gridSpan w:val="4"/>
-          </w:tcPr>
-          <w:p>
-            <w:r>
-              <w:fldChar w:fldCharType="begin">
-                <w:ffData>
-                  <w:name w:val="ТекстовоеПоле1"/>
-                  <w:enabled/>
-                  <w:calcOnExit w:val="0"/>
-                  <w:textInput/>
-                </w:ffData>
-              </w:fldChar>
-            </w:r>
-            <w:r>
-              <w:instrText xml:space="preserve"> FORMTEXT </w:instrText>
-            </w:r>
-            <w:r>
-              <w:fldChar w:fldCharType="separate"/>
-            </w:r>
-            <w:r>
-              <w:rPr>
-                <w:noProof/>
-              </w:rPr>
-              <w:t>-</w:t>
-            </w:r>
-            <w:r>
-              <w:fldChar w:fldCharType="end"/>
-            </w:r>
-            <w:r>
-              <w:t xml:space="preserve"> </w:t>
-            </w:r>
+            <w:r>
+              <w:t>женат (замужем)</w:t>
+            </w:r>
+          </w:p>
+          <w:p>
             <w:r>
               <w:rPr>
                 <w:lang w:val="en-US"/>
@@ -1523,10 +1671,16 @@
               </w:fldChar>
             </w:r>
             <w:r>
-              <w:rPr>
-                <w:lang w:val="en-US"/>
-              </w:rPr>
-              <w:instrText xml:space="preserve"> FORMCHECKBOX </w:instrText>
+              <w:instrText xml:space="preserve"> </w:instrText>
+            </w:r>
+            <w:r>
+              <w:rPr>
+                <w:lang w:val="en-US"/>
+              </w:rPr>
+              <w:instrText>FORMCHECKBOX</w:instrText>
+            </w:r>
+            <w:r>
+              <w:instrText xml:space="preserve"> </w:instrText>
             </w:r>
             <w:r>
               <w:rPr>
@@ -1546,92 +1700,9 @@
               <w:fldChar w:fldCharType="end"/>
             </w:r>
             <w:r>
-              <w:t>не едет</w:t>
-            </w:r>
-          </w:p>
-        </w:tc>
-      </w:tr>
-      <w:tr>
-        <w:tc>
-          <w:tcPr>
-            <w:tcW w:w="1384" w:type="dxa"/>
-            <w:vMerge/>
-          </w:tcPr>
-          <w:p/>
-        </w:tc>
-        <w:tc>
-          <w:tcPr>
-            <w:tcW w:w="3686" w:type="dxa"/>
-          </w:tcPr>
-          <w:p>
-            <w:r>
-              <w:t>Дата рождения ребенка</w:t>
-            </w:r>
-          </w:p>
-        </w:tc>
-        <w:tc>
-          <w:tcPr>
-            <w:tcW w:w="6129" w:type="dxa"/>
-            <w:gridSpan w:val="4"/>
-          </w:tcPr>
-          <w:p>
-            <w:r>
-              <w:fldChar w:fldCharType="begin">
-                <w:ffData>
-                  <w:name w:val="ТекстовоеПоле1"/>
-                  <w:enabled/>
-                  <w:calcOnExit w:val="0"/>
-                  <w:textInput/>
-                </w:ffData>
-              </w:fldChar>
-            </w:r>
-            <w:r>
-              <w:instrText xml:space="preserve"> FORMTEXT </w:instrText>
-            </w:r>
-            <w:r>
-              <w:fldChar w:fldCharType="separate"/>
-            </w:r>
-            <w:r>
-              <w:rPr>
-                <w:noProof/>
-              </w:rPr>
-              <w:t>-</w:t>
-            </w:r>
-            <w:r>
-              <w:fldChar w:fldCharType="end"/>
-            </w:r>
-          </w:p>
-        </w:tc>
-      </w:tr>
-      <w:tr>
-        <w:tc>
-          <w:tcPr>
-            <w:tcW w:w="1384" w:type="dxa"/>
-            <w:vMerge/>
-          </w:tcPr>
-          <w:p/>
-        </w:tc>
-        <w:tc>
-          <w:tcPr>
-            <w:tcW w:w="3686" w:type="dxa"/>
-          </w:tcPr>
-          <w:p>
-            <w:r>
-              <w:t>Использование кредитной карты</w:t>
-            </w:r>
-            <w:r>
-              <w:br/>
-              <w:t>Во время поездки</w:t>
-            </w:r>
-          </w:p>
-        </w:tc>
-        <w:tc>
-          <w:tcPr>
-            <w:tcW w:w="2216" w:type="dxa"/>
-            <w:tcBorders>
-              <w:right w:val="outset" w:sz="6" w:space="0" w:color="FFFFFF" w:themeColor="background1"/>
-            </w:tcBorders>
-          </w:tcPr>
+              <w:t>разведен (-а)</w:t>
+            </w:r>
+          </w:p>
           <w:p>
             <w:r>
               <w:rPr>
@@ -1650,6 +1721,290 @@
               </w:fldChar>
             </w:r>
             <w:r>
+              <w:instrText xml:space="preserve"> </w:instrText>
+            </w:r>
+            <w:r>
+              <w:rPr>
+                <w:lang w:val="en-US"/>
+              </w:rPr>
+              <w:instrText>FORMCHECKBOX</w:instrText>
+            </w:r>
+            <w:r>
+              <w:instrText xml:space="preserve"> </w:instrText>
+            </w:r>
+            <w:r>
+              <w:rPr>
+                <w:lang w:val="en-US"/>
+              </w:rPr>
+            </w:r>
+            <w:r>
+              <w:rPr>
+                <w:lang w:val="en-US"/>
+              </w:rPr>
+              <w:fldChar w:fldCharType="separate"/>
+            </w:r>
+            <w:r>
+              <w:rPr>
+                <w:lang w:val="en-US"/>
+              </w:rPr>
+              <w:fldChar w:fldCharType="end"/>
+            </w:r>
+            <w:r>
+              <w:t>гражданский брак</w:t>
+            </w:r>
+          </w:p>
+        </w:tc>
+      </w:tr>
+      <w:tr>
+        <w:trPr>
+          <w:gridAfter w:val="1"/>
+          <w:wAfter w:w="13" w:type="dxa"/>
+        </w:trPr>
+        <w:tc>
+          <w:tcPr>
+            <w:tcW w:w="1127" w:type="dxa"/>
+            <w:vMerge/>
+          </w:tcPr>
+          <w:p/>
+        </w:tc>
+        <w:tc>
+          <w:tcPr>
+            <w:tcW w:w="4099" w:type="dxa"/>
+          </w:tcPr>
+          <w:p>
+            <w:r>
+              <w:t>Домашний адрес</w:t>
+            </w:r>
+          </w:p>
+          <w:p>
+            <w:r>
+              <w:t>(место проживания)</w:t>
+            </w:r>
+          </w:p>
+        </w:tc>
+        <w:tc>
+          <w:tcPr>
+            <w:tcW w:w="5293" w:type="dxa"/>
+            <w:gridSpan w:val="4"/>
+          </w:tcPr>
+          <w:p>
+            <w:r>
+              <w:fldChar w:fldCharType="begin">
+                <w:ffData>
+                  <w:name w:val="ТекстовоеПоле1"/>
+                  <w:enabled/>
+                  <w:calcOnExit w:val="0"/>
+                  <w:textInput/>
+                </w:ffData>
+              </w:fldChar>
+            </w:r>
+            <w:r>
+              <w:instrText xml:space="preserve"> FORMTEXT </w:instrText>
+            </w:r>
+            <w:r>
+              <w:fldChar w:fldCharType="separate"/>
+            </w:r>
+            <w:r>
+              <w:rPr>
+                <w:noProof/>
+              </w:rPr>
+              <w:t>Г. Сакт-Петербург ул. Пахомовская д.22</w:t>
+            </w:r>
+            <w:r>
+              <w:fldChar w:fldCharType="end"/>
+            </w:r>
+          </w:p>
+        </w:tc>
+      </w:tr>
+      <w:tr>
+        <w:trPr>
+          <w:gridAfter w:val="1"/>
+          <w:wAfter w:w="13" w:type="dxa"/>
+        </w:trPr>
+        <w:tc>
+          <w:tcPr>
+            <w:tcW w:w="1127" w:type="dxa"/>
+            <w:vMerge/>
+          </w:tcPr>
+          <w:p/>
+        </w:tc>
+        <w:tc>
+          <w:tcPr>
+            <w:tcW w:w="4099" w:type="dxa"/>
+          </w:tcPr>
+          <w:p>
+            <w:r>
+              <w:t>Домашний телефон</w:t>
+            </w:r>
+          </w:p>
+        </w:tc>
+        <w:tc>
+          <w:tcPr>
+            <w:tcW w:w="5293" w:type="dxa"/>
+            <w:gridSpan w:val="4"/>
+          </w:tcPr>
+          <w:p>
+            <w:r>
+              <w:fldChar w:fldCharType="begin">
+                <w:ffData>
+                  <w:name w:val="ТекстовоеПоле1"/>
+                  <w:enabled/>
+                  <w:calcOnExit w:val="0"/>
+                  <w:textInput/>
+                </w:ffData>
+              </w:fldChar>
+            </w:r>
+            <w:r>
+              <w:instrText xml:space="preserve"> FORMTEXT </w:instrText>
+            </w:r>
+            <w:r>
+              <w:fldChar w:fldCharType="separate"/>
+            </w:r>
+            <w:r>
+              <w:t>-</w:t>
+            </w:r>
+            <w:r>
+              <w:fldChar w:fldCharType="end"/>
+            </w:r>
+          </w:p>
+        </w:tc>
+      </w:tr>
+      <w:tr>
+        <w:trPr>
+          <w:gridAfter w:val="1"/>
+          <w:wAfter w:w="13" w:type="dxa"/>
+        </w:trPr>
+        <w:tc>
+          <w:tcPr>
+            <w:tcW w:w="1127" w:type="dxa"/>
+            <w:vMerge/>
+          </w:tcPr>
+          <w:p/>
+        </w:tc>
+        <w:tc>
+          <w:tcPr>
+            <w:tcW w:w="4099" w:type="dxa"/>
+          </w:tcPr>
+          <w:p>
+            <w:r>
+              <w:t>Контактный телефон</w:t>
+            </w:r>
+          </w:p>
+        </w:tc>
+        <w:tc>
+          <w:tcPr>
+            <w:tcW w:w="5293" w:type="dxa"/>
+            <w:gridSpan w:val="4"/>
+          </w:tcPr>
+          <w:p>
+            <w:r>
+              <w:fldChar w:fldCharType="begin">
+                <w:ffData>
+                  <w:name w:val="ТекстовоеПоле1"/>
+                  <w:enabled/>
+                  <w:calcOnExit w:val="0"/>
+                  <w:textInput/>
+                </w:ffData>
+              </w:fldChar>
+            </w:r>
+            <w:r>
+              <w:instrText xml:space="preserve"> FORMTEXT </w:instrText>
+            </w:r>
+            <w:r>
+              <w:fldChar w:fldCharType="separate"/>
+            </w:r>
+            <w:r>
+              <w:t>+79297012848</w:t>
+            </w:r>
+            <w:r>
+              <w:fldChar w:fldCharType="end"/>
+            </w:r>
+          </w:p>
+        </w:tc>
+      </w:tr>
+      <w:tr>
+        <w:trPr>
+          <w:gridAfter w:val="1"/>
+          <w:wAfter w:w="13" w:type="dxa"/>
+        </w:trPr>
+        <w:tc>
+          <w:tcPr>
+            <w:tcW w:w="1127" w:type="dxa"/>
+            <w:vMerge/>
+          </w:tcPr>
+          <w:p/>
+        </w:tc>
+        <w:tc>
+          <w:tcPr>
+            <w:tcW w:w="4099" w:type="dxa"/>
+          </w:tcPr>
+          <w:p>
+            <w:r>
+              <w:t>Ф.И.О. отца</w:t>
+            </w:r>
+          </w:p>
+        </w:tc>
+        <w:tc>
+          <w:tcPr>
+            <w:tcW w:w="5293" w:type="dxa"/>
+            <w:gridSpan w:val="4"/>
+          </w:tcPr>
+          <w:p>
+            <w:r>
+              <w:fldChar w:fldCharType="begin">
+                <w:ffData>
+                  <w:name w:val="ТекстовоеПоле1"/>
+                  <w:enabled/>
+                  <w:calcOnExit w:val="0"/>
+                  <w:textInput/>
+                </w:ffData>
+              </w:fldChar>
+            </w:r>
+            <w:r>
+              <w:instrText xml:space="preserve"> FORMTEXT </w:instrText>
+            </w:r>
+            <w:r>
+              <w:fldChar w:fldCharType="separate"/>
+            </w:r>
+            <w:r>
+              <w:t> </w:t>
+            </w:r>
+            <w:r>
+              <w:t> </w:t>
+            </w:r>
+            <w:r>
+              <w:t> </w:t>
+            </w:r>
+            <w:r>
+              <w:t> </w:t>
+            </w:r>
+            <w:r>
+              <w:t> </w:t>
+            </w:r>
+            <w:r>
+              <w:fldChar w:fldCharType="end"/>
+            </w:r>
+            <w:r>
+              <w:t xml:space="preserve"> </w:t>
+            </w:r>
+            <w:r>
+              <w:rPr>
+                <w:lang w:val="en-US"/>
+              </w:rPr>
+              <w:fldChar w:fldCharType="begin">
+                <w:ffData>
+                  <w:name w:val=""/>
+                  <w:enabled/>
+                  <w:calcOnExit w:val="0"/>
+                  <w:checkBox>
+                    <w:size w:val="16"/>
+                    <w:default w:val="0"/>
+                    <w:checked w:val="0"/>
+                  </w:checkBox>
+                </w:ffData>
+              </w:fldChar>
+            </w:r>
+            <w:r>
               <w:rPr>
                 <w:lang w:val="en-US"/>
               </w:rPr>
@@ -1673,13 +2028,775 @@
               <w:fldChar w:fldCharType="end"/>
             </w:r>
             <w:r>
+              <w:t>умер</w:t>
+            </w:r>
+          </w:p>
+        </w:tc>
+      </w:tr>
+      <w:tr>
+        <w:trPr>
+          <w:gridAfter w:val="1"/>
+          <w:wAfter w:w="13" w:type="dxa"/>
+        </w:trPr>
+        <w:tc>
+          <w:tcPr>
+            <w:tcW w:w="1127" w:type="dxa"/>
+            <w:vMerge/>
+          </w:tcPr>
+          <w:p/>
+        </w:tc>
+        <w:tc>
+          <w:tcPr>
+            <w:tcW w:w="4099" w:type="dxa"/>
+          </w:tcPr>
+          <w:p>
+            <w:r>
+              <w:t>Ф.И.О. матери</w:t>
+            </w:r>
+          </w:p>
+        </w:tc>
+        <w:tc>
+          <w:tcPr>
+            <w:tcW w:w="5293" w:type="dxa"/>
+            <w:gridSpan w:val="4"/>
+          </w:tcPr>
+          <w:p>
+            <w:r>
+              <w:fldChar w:fldCharType="begin">
+                <w:ffData>
+                  <w:name w:val="ТекстовоеПоле1"/>
+                  <w:enabled/>
+                  <w:calcOnExit w:val="0"/>
+                  <w:textInput/>
+                </w:ffData>
+              </w:fldChar>
+            </w:r>
+            <w:r>
+              <w:instrText xml:space="preserve"> FORMTEXT </w:instrText>
+            </w:r>
+            <w:r>
+              <w:fldChar w:fldCharType="separate"/>
+            </w:r>
+            <w:r>
+              <w:t>Максимкина Елена Анатольевна</w:t>
+            </w:r>
+            <w:r>
+              <w:fldChar w:fldCharType="end"/>
+            </w:r>
+            <w:r>
+              <w:t xml:space="preserve"> </w:t>
+            </w:r>
+            <w:r>
+              <w:rPr>
+                <w:lang w:val="en-US"/>
+              </w:rPr>
+              <w:fldChar w:fldCharType="begin">
+                <w:ffData>
+                  <w:name w:val=""/>
+                  <w:enabled/>
+                  <w:calcOnExit w:val="0"/>
+                  <w:checkBox>
+                    <w:size w:val="16"/>
+                    <w:default w:val="0"/>
+                  </w:checkBox>
+                </w:ffData>
+              </w:fldChar>
+            </w:r>
+            <w:r>
+              <w:rPr>
+                <w:lang w:val="en-US"/>
+              </w:rPr>
+              <w:instrText xml:space="preserve"> FORMCHECKBOX </w:instrText>
+            </w:r>
+            <w:r>
+              <w:rPr>
+                <w:lang w:val="en-US"/>
+              </w:rPr>
+            </w:r>
+            <w:r>
+              <w:rPr>
+                <w:lang w:val="en-US"/>
+              </w:rPr>
+              <w:fldChar w:fldCharType="separate"/>
+            </w:r>
+            <w:r>
+              <w:rPr>
+                <w:lang w:val="en-US"/>
+              </w:rPr>
+              <w:fldChar w:fldCharType="end"/>
+            </w:r>
+            <w:r>
+              <w:t>умерла</w:t>
+            </w:r>
+          </w:p>
+        </w:tc>
+      </w:tr>
+      <w:tr>
+        <w:trPr>
+          <w:gridAfter w:val="1"/>
+          <w:wAfter w:w="13" w:type="dxa"/>
+        </w:trPr>
+        <w:tc>
+          <w:tcPr>
+            <w:tcW w:w="1127" w:type="dxa"/>
+            <w:vMerge/>
+          </w:tcPr>
+          <w:p/>
+        </w:tc>
+        <w:tc>
+          <w:tcPr>
+            <w:tcW w:w="4099" w:type="dxa"/>
+          </w:tcPr>
+          <w:p>
+            <w:r>
+              <w:t>Ф.И.О. супруги/супруга</w:t>
+            </w:r>
+          </w:p>
+        </w:tc>
+        <w:tc>
+          <w:tcPr>
+            <w:tcW w:w="5293" w:type="dxa"/>
+            <w:gridSpan w:val="4"/>
+          </w:tcPr>
+          <w:p>
+            <w:r>
+              <w:fldChar w:fldCharType="begin">
+                <w:ffData>
+                  <w:name w:val="ТекстовоеПоле1"/>
+                  <w:enabled/>
+                  <w:calcOnExit w:val="0"/>
+                  <w:textInput/>
+                </w:ffData>
+              </w:fldChar>
+            </w:r>
+            <w:r>
+              <w:instrText xml:space="preserve"> FORMTEXT </w:instrText>
+            </w:r>
+            <w:r>
+              <w:fldChar w:fldCharType="separate"/>
+            </w:r>
+            <w:r>
+              <w:rPr>
+                <w:noProof/>
+              </w:rPr>
+              <w:t>-</w:t>
+            </w:r>
+            <w:r>
+              <w:fldChar w:fldCharType="end"/>
+            </w:r>
+          </w:p>
+        </w:tc>
+      </w:tr>
+      <w:tr>
+        <w:trPr>
+          <w:gridAfter w:val="1"/>
+          <w:wAfter w:w="13" w:type="dxa"/>
+        </w:trPr>
+        <w:tc>
+          <w:tcPr>
+            <w:tcW w:w="1127" w:type="dxa"/>
+            <w:vMerge/>
+          </w:tcPr>
+          <w:p/>
+        </w:tc>
+        <w:tc>
+          <w:tcPr>
+            <w:tcW w:w="4099" w:type="dxa"/>
+          </w:tcPr>
+          <w:p>
+            <w:r>
+              <w:t xml:space="preserve">Бывшие </w:t>
+            </w:r>
+            <w:proofErr w:type="gramStart"/>
+            <w:r>
+              <w:t>фамилии  супруги</w:t>
+            </w:r>
+            <w:proofErr w:type="gramEnd"/>
+            <w:r>
+              <w:t>/супруга</w:t>
+            </w:r>
+          </w:p>
+        </w:tc>
+        <w:tc>
+          <w:tcPr>
+            <w:tcW w:w="5293" w:type="dxa"/>
+            <w:gridSpan w:val="4"/>
+          </w:tcPr>
+          <w:p>
+            <w:r>
+              <w:fldChar w:fldCharType="begin">
+                <w:ffData>
+                  <w:name w:val="ТекстовоеПоле1"/>
+                  <w:enabled/>
+                  <w:calcOnExit w:val="0"/>
+                  <w:textInput/>
+                </w:ffData>
+              </w:fldChar>
+            </w:r>
+            <w:r>
+              <w:instrText xml:space="preserve"> FORMTEXT </w:instrText>
+            </w:r>
+            <w:r>
+              <w:fldChar w:fldCharType="separate"/>
+            </w:r>
+            <w:r>
+              <w:rPr>
+                <w:noProof/>
+              </w:rPr>
+              <w:t>-</w:t>
+            </w:r>
+            <w:r>
+              <w:fldChar w:fldCharType="end"/>
+            </w:r>
+          </w:p>
+        </w:tc>
+      </w:tr>
+      <w:tr>
+        <w:trPr>
+          <w:gridAfter w:val="1"/>
+          <w:wAfter w:w="13" w:type="dxa"/>
+          <w:trHeight w:val="195"/>
+        </w:trPr>
+        <w:tc>
+          <w:tcPr>
+            <w:tcW w:w="1127" w:type="dxa"/>
+            <w:vMerge/>
+          </w:tcPr>
+          <w:p/>
+        </w:tc>
+        <w:tc>
+          <w:tcPr>
+            <w:tcW w:w="4099" w:type="dxa"/>
+          </w:tcPr>
+          <w:p>
+            <w:r>
+              <w:t xml:space="preserve">Дата </w:t>
+            </w:r>
+            <w:proofErr w:type="gramStart"/>
+            <w:r>
+              <w:t>рождения  супруги</w:t>
+            </w:r>
+            <w:proofErr w:type="gramEnd"/>
+            <w:r>
+              <w:t>/супруга</w:t>
+            </w:r>
+          </w:p>
+        </w:tc>
+        <w:tc>
+          <w:tcPr>
+            <w:tcW w:w="5293" w:type="dxa"/>
+            <w:gridSpan w:val="4"/>
+          </w:tcPr>
+          <w:p>
+            <w:r>
+              <w:fldChar w:fldCharType="begin">
+                <w:ffData>
+                  <w:name w:val="ТекстовоеПоле1"/>
+                  <w:enabled/>
+                  <w:calcOnExit w:val="0"/>
+                  <w:textInput/>
+                </w:ffData>
+              </w:fldChar>
+            </w:r>
+            <w:r>
+              <w:instrText xml:space="preserve"> FORMTEXT </w:instrText>
+            </w:r>
+            <w:r>
+              <w:fldChar w:fldCharType="separate"/>
+            </w:r>
+            <w:r>
+              <w:rPr>
+                <w:noProof/>
+              </w:rPr>
+              <w:t>-</w:t>
+            </w:r>
+            <w:r>
+              <w:fldChar w:fldCharType="end"/>
+            </w:r>
+          </w:p>
+        </w:tc>
+      </w:tr>
+      <w:tr>
+        <w:trPr>
+          <w:gridAfter w:val="1"/>
+          <w:wAfter w:w="13" w:type="dxa"/>
+          <w:trHeight w:val="359"/>
+        </w:trPr>
+        <w:tc>
+          <w:tcPr>
+            <w:tcW w:w="1127" w:type="dxa"/>
+            <w:vMerge/>
+          </w:tcPr>
+          <w:p/>
+        </w:tc>
+        <w:tc>
+          <w:tcPr>
+            <w:tcW w:w="4099" w:type="dxa"/>
+          </w:tcPr>
+          <w:p>
+            <w:r>
+              <w:t xml:space="preserve">Место </w:t>
+            </w:r>
+            <w:proofErr w:type="gramStart"/>
+            <w:r>
+              <w:t>рождения  супруги</w:t>
+            </w:r>
+            <w:proofErr w:type="gramEnd"/>
+            <w:r>
+              <w:t>/супруга</w:t>
+            </w:r>
+          </w:p>
+        </w:tc>
+        <w:tc>
+          <w:tcPr>
+            <w:tcW w:w="5293" w:type="dxa"/>
+            <w:gridSpan w:val="4"/>
+          </w:tcPr>
+          <w:p>
+            <w:r>
+              <w:fldChar w:fldCharType="begin">
+                <w:ffData>
+                  <w:name w:val="ТекстовоеПоле1"/>
+                  <w:enabled/>
+                  <w:calcOnExit w:val="0"/>
+                  <w:textInput/>
+                </w:ffData>
+              </w:fldChar>
+            </w:r>
+            <w:r>
+              <w:instrText xml:space="preserve"> FORMTEXT </w:instrText>
+            </w:r>
+            <w:r>
+              <w:fldChar w:fldCharType="separate"/>
+            </w:r>
+            <w:r>
+              <w:rPr>
+                <w:noProof/>
+              </w:rPr>
+              <w:t>-</w:t>
+            </w:r>
+            <w:r>
+              <w:fldChar w:fldCharType="end"/>
+            </w:r>
+          </w:p>
+        </w:tc>
+      </w:tr>
+      <w:tr>
+        <w:tc>
+          <w:tcPr>
+            <w:tcW w:w="1127" w:type="dxa"/>
+            <w:vMerge/>
+          </w:tcPr>
+          <w:p/>
+        </w:tc>
+        <w:tc>
+          <w:tcPr>
+            <w:tcW w:w="9405" w:type="dxa"/>
+            <w:gridSpan w:val="6"/>
+          </w:tcPr>
+          <w:p>
+            <w:r>
+              <w:t>Вписываются все дети, в том числе не вписанные в паспорт и взрослые.</w:t>
+            </w:r>
+          </w:p>
+        </w:tc>
+      </w:tr>
+      <w:tr>
+        <w:trPr>
+          <w:gridAfter w:val="1"/>
+          <w:wAfter w:w="13" w:type="dxa"/>
+        </w:trPr>
+        <w:tc>
+          <w:tcPr>
+            <w:tcW w:w="1127" w:type="dxa"/>
+            <w:vMerge/>
+          </w:tcPr>
+          <w:p/>
+        </w:tc>
+        <w:tc>
+          <w:tcPr>
+            <w:tcW w:w="4099" w:type="dxa"/>
+          </w:tcPr>
+          <w:p>
+            <w:r>
+              <w:t>1. Фамилия, имя ребенка</w:t>
+            </w:r>
+          </w:p>
+        </w:tc>
+        <w:tc>
+          <w:tcPr>
+            <w:tcW w:w="5293" w:type="dxa"/>
+            <w:gridSpan w:val="4"/>
+          </w:tcPr>
+          <w:p>
+            <w:r>
+              <w:fldChar w:fldCharType="begin">
+                <w:ffData>
+                  <w:name w:val="ТекстовоеПоле1"/>
+                  <w:enabled/>
+                  <w:calcOnExit w:val="0"/>
+                  <w:textInput/>
+                </w:ffData>
+              </w:fldChar>
+            </w:r>
+            <w:r>
+              <w:instrText xml:space="preserve"> FORMTEXT </w:instrText>
+            </w:r>
+            <w:r>
+              <w:fldChar w:fldCharType="separate"/>
+            </w:r>
+            <w:r>
+              <w:rPr>
+                <w:noProof/>
+              </w:rPr>
+              <w:t>-</w:t>
+            </w:r>
+            <w:r>
+              <w:fldChar w:fldCharType="end"/>
+            </w:r>
+            <w:r>
+              <w:t xml:space="preserve"> </w:t>
+            </w:r>
+            <w:r>
+              <w:rPr>
+                <w:lang w:val="en-US"/>
+              </w:rPr>
+              <w:fldChar w:fldCharType="begin">
+                <w:ffData>
+                  <w:name w:val=""/>
+                  <w:enabled/>
+                  <w:calcOnExit w:val="0"/>
+                  <w:checkBox>
+                    <w:size w:val="16"/>
+                    <w:default w:val="0"/>
+                    <w:checked w:val="0"/>
+                  </w:checkBox>
+                </w:ffData>
+              </w:fldChar>
+            </w:r>
+            <w:r>
+              <w:rPr>
+                <w:lang w:val="en-US"/>
+              </w:rPr>
+              <w:instrText xml:space="preserve"> FORMCHECKBOX </w:instrText>
+            </w:r>
+            <w:r>
+              <w:rPr>
+                <w:lang w:val="en-US"/>
+              </w:rPr>
+            </w:r>
+            <w:r>
+              <w:rPr>
+                <w:lang w:val="en-US"/>
+              </w:rPr>
+              <w:fldChar w:fldCharType="separate"/>
+            </w:r>
+            <w:r>
+              <w:rPr>
+                <w:lang w:val="en-US"/>
+              </w:rPr>
+              <w:fldChar w:fldCharType="end"/>
+            </w:r>
+            <w:r>
+              <w:t>не едет</w:t>
+            </w:r>
+          </w:p>
+        </w:tc>
+      </w:tr>
+      <w:tr>
+        <w:trPr>
+          <w:gridAfter w:val="1"/>
+          <w:wAfter w:w="13" w:type="dxa"/>
+        </w:trPr>
+        <w:tc>
+          <w:tcPr>
+            <w:tcW w:w="1127" w:type="dxa"/>
+            <w:vMerge/>
+          </w:tcPr>
+          <w:p/>
+        </w:tc>
+        <w:tc>
+          <w:tcPr>
+            <w:tcW w:w="4099" w:type="dxa"/>
+          </w:tcPr>
+          <w:p>
+            <w:r>
+              <w:t>Дата рождения ребенка</w:t>
+            </w:r>
+          </w:p>
+        </w:tc>
+        <w:tc>
+          <w:tcPr>
+            <w:tcW w:w="5293" w:type="dxa"/>
+            <w:gridSpan w:val="4"/>
+          </w:tcPr>
+          <w:p>
+            <w:r>
+              <w:fldChar w:fldCharType="begin">
+                <w:ffData>
+                  <w:name w:val="ТекстовоеПоле1"/>
+                  <w:enabled/>
+                  <w:calcOnExit w:val="0"/>
+                  <w:textInput/>
+                </w:ffData>
+              </w:fldChar>
+            </w:r>
+            <w:r>
+              <w:instrText xml:space="preserve"> FORMTEXT </w:instrText>
+            </w:r>
+            <w:r>
+              <w:fldChar w:fldCharType="separate"/>
+            </w:r>
+            <w:r>
+              <w:rPr>
+                <w:noProof/>
+              </w:rPr>
+              <w:t>-</w:t>
+            </w:r>
+            <w:r>
+              <w:fldChar w:fldCharType="end"/>
+            </w:r>
+          </w:p>
+        </w:tc>
+      </w:tr>
+      <w:tr>
+        <w:trPr>
+          <w:gridAfter w:val="1"/>
+          <w:wAfter w:w="13" w:type="dxa"/>
+        </w:trPr>
+        <w:tc>
+          <w:tcPr>
+            <w:tcW w:w="1127" w:type="dxa"/>
+            <w:vMerge/>
+          </w:tcPr>
+          <w:p/>
+        </w:tc>
+        <w:tc>
+          <w:tcPr>
+            <w:tcW w:w="4099" w:type="dxa"/>
+          </w:tcPr>
+          <w:p>
+            <w:r>
+              <w:t>2. Фамилия, имя ребенка</w:t>
+            </w:r>
+          </w:p>
+        </w:tc>
+        <w:tc>
+          <w:tcPr>
+            <w:tcW w:w="5293" w:type="dxa"/>
+            <w:gridSpan w:val="4"/>
+          </w:tcPr>
+          <w:p>
+            <w:r>
+              <w:fldChar w:fldCharType="begin">
+                <w:ffData>
+                  <w:name w:val="ТекстовоеПоле1"/>
+                  <w:enabled/>
+                  <w:calcOnExit w:val="0"/>
+                  <w:textInput/>
+                </w:ffData>
+              </w:fldChar>
+            </w:r>
+            <w:r>
+              <w:instrText xml:space="preserve"> FORMTEXT </w:instrText>
+            </w:r>
+            <w:r>
+              <w:fldChar w:fldCharType="separate"/>
+            </w:r>
+            <w:r>
+              <w:rPr>
+                <w:noProof/>
+              </w:rPr>
+              <w:t>-</w:t>
+            </w:r>
+            <w:r>
+              <w:fldChar w:fldCharType="end"/>
+            </w:r>
+            <w:r>
+              <w:t xml:space="preserve"> </w:t>
+            </w:r>
+            <w:r>
+              <w:rPr>
+                <w:lang w:val="en-US"/>
+              </w:rPr>
+              <w:fldChar w:fldCharType="begin">
+                <w:ffData>
+                  <w:name w:val=""/>
+                  <w:enabled/>
+                  <w:calcOnExit w:val="0"/>
+                  <w:checkBox>
+                    <w:size w:val="16"/>
+                    <w:default w:val="0"/>
+                  </w:checkBox>
+                </w:ffData>
+              </w:fldChar>
+            </w:r>
+            <w:r>
+              <w:rPr>
+                <w:lang w:val="en-US"/>
+              </w:rPr>
+              <w:instrText xml:space="preserve"> FORMCHECKBOX </w:instrText>
+            </w:r>
+            <w:r>
+              <w:rPr>
+                <w:lang w:val="en-US"/>
+              </w:rPr>
+            </w:r>
+            <w:r>
+              <w:rPr>
+                <w:lang w:val="en-US"/>
+              </w:rPr>
+              <w:fldChar w:fldCharType="separate"/>
+            </w:r>
+            <w:r>
+              <w:rPr>
+                <w:lang w:val="en-US"/>
+              </w:rPr>
+              <w:fldChar w:fldCharType="end"/>
+            </w:r>
+            <w:r>
+              <w:t>не едет</w:t>
+            </w:r>
+          </w:p>
+        </w:tc>
+      </w:tr>
+      <w:tr>
+        <w:trPr>
+          <w:gridAfter w:val="1"/>
+          <w:wAfter w:w="13" w:type="dxa"/>
+        </w:trPr>
+        <w:tc>
+          <w:tcPr>
+            <w:tcW w:w="1127" w:type="dxa"/>
+            <w:vMerge/>
+          </w:tcPr>
+          <w:p/>
+        </w:tc>
+        <w:tc>
+          <w:tcPr>
+            <w:tcW w:w="4099" w:type="dxa"/>
+          </w:tcPr>
+          <w:p>
+            <w:r>
+              <w:t>Дата рождения ребенка</w:t>
+            </w:r>
+          </w:p>
+        </w:tc>
+        <w:tc>
+          <w:tcPr>
+            <w:tcW w:w="5293" w:type="dxa"/>
+            <w:gridSpan w:val="4"/>
+          </w:tcPr>
+          <w:p>
+            <w:r>
+              <w:fldChar w:fldCharType="begin">
+                <w:ffData>
+                  <w:name w:val="ТекстовоеПоле1"/>
+                  <w:enabled/>
+                  <w:calcOnExit w:val="0"/>
+                  <w:textInput/>
+                </w:ffData>
+              </w:fldChar>
+            </w:r>
+            <w:r>
+              <w:instrText xml:space="preserve"> FORMTEXT </w:instrText>
+            </w:r>
+            <w:r>
+              <w:fldChar w:fldCharType="separate"/>
+            </w:r>
+            <w:r>
+              <w:rPr>
+                <w:noProof/>
+              </w:rPr>
+              <w:t>-</w:t>
+            </w:r>
+            <w:r>
+              <w:fldChar w:fldCharType="end"/>
+            </w:r>
+          </w:p>
+        </w:tc>
+      </w:tr>
+      <w:tr>
+        <w:trPr>
+          <w:gridAfter w:val="1"/>
+          <w:wAfter w:w="13" w:type="dxa"/>
+        </w:trPr>
+        <w:tc>
+          <w:tcPr>
+            <w:tcW w:w="1127" w:type="dxa"/>
+            <w:vMerge/>
+          </w:tcPr>
+          <w:p/>
+        </w:tc>
+        <w:tc>
+          <w:tcPr>
+            <w:tcW w:w="4099" w:type="dxa"/>
+          </w:tcPr>
+          <w:p>
+            <w:r>
+              <w:t>Использование кредитной карты</w:t>
+            </w:r>
+            <w:r>
+              <w:br/>
+              <w:t>Во время поездки</w:t>
+            </w:r>
+          </w:p>
+        </w:tc>
+        <w:tc>
+          <w:tcPr>
+            <w:tcW w:w="1392" w:type="dxa"/>
+            <w:tcBorders>
+              <w:right w:val="outset" w:sz="6" w:space="0" w:color="FFFFFF" w:themeColor="background1"/>
+            </w:tcBorders>
+          </w:tcPr>
+          <w:p>
+            <w:r>
+              <w:rPr>
+                <w:lang w:val="en-US"/>
+              </w:rPr>
+              <w:fldChar w:fldCharType="begin">
+                <w:ffData>
+                  <w:name w:val=""/>
+                  <w:enabled/>
+                  <w:calcOnExit w:val="0"/>
+                  <w:checkBox>
+                    <w:size w:val="16"/>
+                    <w:default w:val="0"/>
+                  </w:checkBox>
+                </w:ffData>
+              </w:fldChar>
+            </w:r>
+            <w:r>
+              <w:rPr>
+                <w:lang w:val="en-US"/>
+              </w:rPr>
+              <w:instrText xml:space="preserve"> FORMCHECKBOX </w:instrText>
+            </w:r>
+            <w:r>
+              <w:rPr>
+                <w:lang w:val="en-US"/>
+              </w:rPr>
+            </w:r>
+            <w:r>
+              <w:rPr>
+                <w:lang w:val="en-US"/>
+              </w:rPr>
+              <w:fldChar w:fldCharType="separate"/>
+            </w:r>
+            <w:r>
+              <w:rPr>
+                <w:lang w:val="en-US"/>
+              </w:rPr>
+              <w:fldChar w:fldCharType="end"/>
+            </w:r>
+            <w:r>
               <w:t>планируется</w:t>
             </w:r>
           </w:p>
         </w:tc>
         <w:tc>
           <w:tcPr>
-            <w:tcW w:w="3913" w:type="dxa"/>
+            <w:tcW w:w="3901" w:type="dxa"/>
             <w:gridSpan w:val="3"/>
             <w:tcBorders>
               <w:left w:val="outset" w:sz="6" w:space="0" w:color="FFFFFF" w:themeColor="background1"/>
@@ -1733,16 +2850,20 @@
         </w:tc>
       </w:tr>
       <w:tr>
-        <w:tc>
-          <w:tcPr>
-            <w:tcW w:w="1384" w:type="dxa"/>
+        <w:trPr>
+          <w:gridAfter w:val="1"/>
+          <w:wAfter w:w="13" w:type="dxa"/>
+        </w:trPr>
+        <w:tc>
+          <w:tcPr>
+            <w:tcW w:w="1127" w:type="dxa"/>
             <w:vMerge/>
           </w:tcPr>
           <w:p/>
         </w:tc>
         <w:tc>
           <w:tcPr>
-            <w:tcW w:w="3686" w:type="dxa"/>
+            <w:tcW w:w="4099" w:type="dxa"/>
           </w:tcPr>
           <w:p>
             <w:r>
@@ -1757,7 +2878,7 @@
         </w:tc>
         <w:tc>
           <w:tcPr>
-            <w:tcW w:w="2216" w:type="dxa"/>
+            <w:tcW w:w="1392" w:type="dxa"/>
             <w:tcBorders>
               <w:right w:val="outset" w:sz="6" w:space="0" w:color="FFFFFF" w:themeColor="background1"/>
             </w:tcBorders>
@@ -1845,7 +2966,7 @@
         </w:tc>
         <w:tc>
           <w:tcPr>
-            <w:tcW w:w="3913" w:type="dxa"/>
+            <w:tcW w:w="3901" w:type="dxa"/>
             <w:gridSpan w:val="3"/>
             <w:tcBorders>
               <w:left w:val="outset" w:sz="6" w:space="0" w:color="FFFFFF" w:themeColor="background1"/>
@@ -1869,16 +2990,20 @@
         </w:tc>
       </w:tr>
       <w:tr>
-        <w:tc>
-          <w:tcPr>
-            <w:tcW w:w="1384" w:type="dxa"/>
+        <w:trPr>
+          <w:gridAfter w:val="1"/>
+          <w:wAfter w:w="13" w:type="dxa"/>
+        </w:trPr>
+        <w:tc>
+          <w:tcPr>
+            <w:tcW w:w="1127" w:type="dxa"/>
             <w:vMerge/>
           </w:tcPr>
           <w:p/>
         </w:tc>
         <w:tc>
           <w:tcPr>
-            <w:tcW w:w="3686" w:type="dxa"/>
+            <w:tcW w:w="4099" w:type="dxa"/>
           </w:tcPr>
           <w:p>
             <w:r>
@@ -1893,7 +3018,7 @@
         </w:tc>
         <w:tc>
           <w:tcPr>
-            <w:tcW w:w="2216" w:type="dxa"/>
+            <w:tcW w:w="1392" w:type="dxa"/>
             <w:tcBorders>
               <w:right w:val="outset" w:sz="6" w:space="0" w:color="FFFFFF" w:themeColor="background1"/>
             </w:tcBorders>
@@ -1981,7 +3106,7 @@
         </w:tc>
         <w:tc>
           <w:tcPr>
-            <w:tcW w:w="3913" w:type="dxa"/>
+            <w:tcW w:w="3901" w:type="dxa"/>
             <w:gridSpan w:val="3"/>
             <w:tcBorders>
               <w:left w:val="outset" w:sz="6" w:space="0" w:color="FFFFFF" w:themeColor="background1"/>
@@ -2007,16 +3132,21 @@
         </w:tc>
       </w:tr>
       <w:tr>
-        <w:tc>
-          <w:tcPr>
-            <w:tcW w:w="1384" w:type="dxa"/>
+        <w:trPr>
+          <w:gridAfter w:val="1"/>
+          <w:wAfter w:w="13" w:type="dxa"/>
+          <w:trHeight w:val="355"/>
+        </w:trPr>
+        <w:tc>
+          <w:tcPr>
+            <w:tcW w:w="1127" w:type="dxa"/>
             <w:vMerge/>
           </w:tcPr>
           <w:p/>
         </w:tc>
         <w:tc>
           <w:tcPr>
-            <w:tcW w:w="3686" w:type="dxa"/>
+            <w:tcW w:w="4099" w:type="dxa"/>
           </w:tcPr>
           <w:p>
             <w:r>
@@ -2031,7 +3161,7 @@
         </w:tc>
         <w:tc>
           <w:tcPr>
-            <w:tcW w:w="6129" w:type="dxa"/>
+            <w:tcW w:w="5293" w:type="dxa"/>
             <w:gridSpan w:val="4"/>
           </w:tcPr>
           <w:p>
@@ -2065,18 +3195,20 @@
       </w:tr>
       <w:tr>
         <w:trPr>
-          <w:trHeight w:val="1254"/>
+          <w:gridAfter w:val="1"/>
+          <w:wAfter w:w="13" w:type="dxa"/>
+          <w:trHeight w:val="1153"/>
         </w:trPr>
         <w:tc>
           <w:tcPr>
-            <w:tcW w:w="1384" w:type="dxa"/>
+            <w:tcW w:w="1127" w:type="dxa"/>
             <w:vMerge/>
           </w:tcPr>
           <w:p/>
         </w:tc>
         <w:tc>
           <w:tcPr>
-            <w:tcW w:w="3686" w:type="dxa"/>
+            <w:tcW w:w="4099" w:type="dxa"/>
           </w:tcPr>
           <w:p>
             <w:r>
@@ -2092,65 +3224,13 @@
         </w:tc>
         <w:tc>
           <w:tcPr>
-            <w:tcW w:w="3243" w:type="dxa"/>
+            <w:tcW w:w="2414" w:type="dxa"/>
             <w:gridSpan w:val="2"/>
             <w:tcBorders>
               <w:right w:val="outset" w:sz="6" w:space="0" w:color="FFFFFF" w:themeColor="background1"/>
             </w:tcBorders>
           </w:tcPr>
           <w:p>
-            <w:r>
-              <w:rPr>
-                <w:lang w:val="en-US"/>
-              </w:rPr>
-              <w:fldChar w:fldCharType="begin">
-                <w:ffData>
-                  <w:name w:val=""/>
-                  <w:enabled/>
-                  <w:calcOnExit w:val="0"/>
-                  <w:checkBox>
-                    <w:size w:val="16"/>
-                    <w:default w:val="0"/>
-                    <w:checked/>
-                  </w:checkBox>
-                </w:ffData>
-              </w:fldChar>
-            </w:r>
-            <w:r>
-              <w:instrText xml:space="preserve"> </w:instrText>
-            </w:r>
-            <w:r>
-              <w:rPr>
-                <w:lang w:val="en-US"/>
-              </w:rPr>
-              <w:instrText>FORMCHECKBOX</w:instrText>
-            </w:r>
-            <w:r>
-              <w:instrText xml:space="preserve"> </w:instrText>
-            </w:r>
-            <w:r>
-              <w:rPr>
-                <w:lang w:val="en-US"/>
-              </w:rPr>
-            </w:r>
-            <w:r>
-              <w:rPr>
-                <w:lang w:val="en-US"/>
-              </w:rPr>
-              <w:fldChar w:fldCharType="separate"/>
-            </w:r>
-            <w:r>
-              <w:rPr>
-                <w:lang w:val="en-US"/>
-              </w:rPr>
-              <w:fldChar w:fldCharType="end"/>
-            </w:r>
-            <w:r>
-              <w:t>нет</w:t>
-            </w:r>
-            <w:r>
-              <w:t xml:space="preserve">                       </w:t>
-            </w:r>
             <w:r>
               <w:rPr>
                 <w:lang w:val="en-US"/>
@@ -2168,6 +3248,49 @@
               </w:fldChar>
             </w:r>
             <w:r>
+              <w:rPr>
+                <w:lang w:val="en-US"/>
+              </w:rPr>
+              <w:instrText xml:space="preserve"> FORMCHECKBOX </w:instrText>
+            </w:r>
+            <w:r>
+              <w:rPr>
+                <w:lang w:val="en-US"/>
+              </w:rPr>
+            </w:r>
+            <w:r>
+              <w:rPr>
+                <w:lang w:val="en-US"/>
+              </w:rPr>
+              <w:fldChar w:fldCharType="separate"/>
+            </w:r>
+            <w:r>
+              <w:rPr>
+                <w:lang w:val="en-US"/>
+              </w:rPr>
+              <w:fldChar w:fldCharType="end"/>
+            </w:r>
+            <w:r>
+              <w:t xml:space="preserve">нет                       </w:t>
+            </w:r>
+            <w:r>
+              <w:rPr>
+                <w:lang w:val="en-US"/>
+              </w:rPr>
+              <w:fldChar w:fldCharType="begin">
+                <w:ffData>
+                  <w:name w:val=""/>
+                  <w:enabled/>
+                  <w:calcOnExit w:val="0"/>
+                  <w:checkBox>
+                    <w:size w:val="16"/>
+                    <w:default w:val="0"/>
+                    <w:checked w:val="0"/>
+                  </w:checkBox>
+                </w:ffData>
+              </w:fldChar>
+            </w:r>
+            <w:r>
               <w:instrText xml:space="preserve"> </w:instrText>
             </w:r>
             <w:r>
@@ -2203,6 +3326,63 @@
           <w:p>
             <w:r>
               <w:t xml:space="preserve">Нарушение: </w:t>
+            </w:r>
+            <w:r>
+              <w:rPr>
+                <w:lang w:val="en-US"/>
+              </w:rPr>
+              <w:fldChar w:fldCharType="begin">
+                <w:ffData>
+                  <w:name w:val=""/>
+                  <w:enabled/>
+                  <w:calcOnExit w:val="0"/>
+                  <w:checkBox>
+                    <w:size w:val="16"/>
+                    <w:default w:val="0"/>
+                    <w:checked w:val="0"/>
+                  </w:checkBox>
+                </w:ffData>
+              </w:fldChar>
+            </w:r>
+            <w:r>
+              <w:instrText xml:space="preserve"> </w:instrText>
+            </w:r>
+            <w:r>
+              <w:rPr>
+                <w:lang w:val="en-US"/>
+              </w:rPr>
+              <w:instrText>FORMCHECKBOX</w:instrText>
+            </w:r>
+            <w:r>
+              <w:instrText xml:space="preserve"> </w:instrText>
+            </w:r>
+            <w:r>
+              <w:rPr>
+                <w:lang w:val="en-US"/>
+              </w:rPr>
+            </w:r>
+            <w:r>
+              <w:rPr>
+                <w:lang w:val="en-US"/>
+              </w:rPr>
+              <w:fldChar w:fldCharType="separate"/>
+            </w:r>
+            <w:r>
+              <w:rPr>
+                <w:lang w:val="en-US"/>
+              </w:rPr>
+              <w:fldChar w:fldCharType="end"/>
+            </w:r>
+            <w:r>
+              <w:t>парковка</w:t>
+            </w:r>
+          </w:p>
+          <w:p>
+            <w:pPr>
+              <w:ind w:left="708"/>
+            </w:pPr>
+            <w:r>
+              <w:t xml:space="preserve">          </w:t>
             </w:r>
             <w:r>
               <w:rPr>
@@ -2250,15 +3430,20 @@
               <w:fldChar w:fldCharType="end"/>
             </w:r>
             <w:r>
-              <w:t>парковка</w:t>
-            </w:r>
-          </w:p>
-          <w:p>
-            <w:pPr>
-              <w:ind w:left="708"/>
-            </w:pPr>
-            <w:r>
-              <w:t xml:space="preserve">          </w:t>
+              <w:t>радар</w:t>
+            </w:r>
+          </w:p>
+          <w:p>
+            <w:r>
+              <w:t xml:space="preserve">Квитанция об </w:t>
+            </w:r>
+            <w:proofErr w:type="gramStart"/>
+            <w:r>
+              <w:t xml:space="preserve">оплате:   </w:t>
+            </w:r>
+            <w:proofErr w:type="gramEnd"/>
+            <w:r>
+              <w:t xml:space="preserve">     </w:t>
             </w:r>
             <w:r>
               <w:rPr>
@@ -2305,28 +3490,25 @@
               </w:rPr>
               <w:fldChar w:fldCharType="end"/>
             </w:r>
-            <w:r>
-              <w:t>радар</w:t>
-            </w:r>
-          </w:p>
-          <w:p>
-            <w:r>
-              <w:t xml:space="preserve">Квитанция об </w:t>
-            </w:r>
-            <w:proofErr w:type="gramStart"/>
-            <w:r>
-              <w:t xml:space="preserve">оплате:  </w:t>
-            </w:r>
-            <w:r>
-              <w:t xml:space="preserve"> </w:t>
-            </w:r>
-            <w:proofErr w:type="gramEnd"/>
-            <w:r>
-              <w:t xml:space="preserve">    </w:t>
-            </w:r>
-            <w:r>
-              <w:t xml:space="preserve"> </w:t>
-            </w:r>
+          </w:p>
+        </w:tc>
+        <w:tc>
+          <w:tcPr>
+            <w:tcW w:w="2879" w:type="dxa"/>
+            <w:gridSpan w:val="2"/>
+            <w:tcBorders>
+              <w:left w:val="outset" w:sz="6" w:space="0" w:color="FFFFFF" w:themeColor="background1"/>
+            </w:tcBorders>
+          </w:tcPr>
+          <w:p>
+            <w:pPr>
+              <w:jc w:val="center"/>
+            </w:pPr>
+            <w:r>
+              <w:t>дата</w:t>
+            </w:r>
+          </w:p>
+          <w:p>
             <w:r>
               <w:rPr>
                 <w:lang w:val="en-US"/>
@@ -2372,22 +3554,8 @@
               </w:rPr>
               <w:fldChar w:fldCharType="end"/>
             </w:r>
-          </w:p>
-        </w:tc>
-        <w:tc>
-          <w:tcPr>
-            <w:tcW w:w="2886" w:type="dxa"/>
-            <w:gridSpan w:val="2"/>
-            <w:tcBorders>
-              <w:left w:val="outset" w:sz="6" w:space="0" w:color="FFFFFF" w:themeColor="background1"/>
-            </w:tcBorders>
-          </w:tcPr>
-          <w:p>
-            <w:pPr>
-              <w:jc w:val="center"/>
-            </w:pPr>
-            <w:r>
-              <w:t>дата</w:t>
+            <w:r>
+              <w:t>превышение</w:t>
             </w:r>
           </w:p>
           <w:p>
@@ -2437,56 +3605,6 @@
               <w:fldChar w:fldCharType="end"/>
             </w:r>
             <w:r>
-              <w:t>превышение</w:t>
-            </w:r>
-          </w:p>
-          <w:p>
-            <w:r>
-              <w:rPr>
-                <w:lang w:val="en-US"/>
-              </w:rPr>
-              <w:fldChar w:fldCharType="begin">
-                <w:ffData>
-                  <w:name w:val=""/>
-                  <w:enabled/>
-                  <w:calcOnExit w:val="0"/>
-                  <w:checkBox>
-                    <w:size w:val="16"/>
-                    <w:default w:val="0"/>
-                  </w:checkBox>
-                </w:ffData>
-              </w:fldChar>
-            </w:r>
-            <w:r>
-              <w:instrText xml:space="preserve"> </w:instrText>
-            </w:r>
-            <w:r>
-              <w:rPr>
-                <w:lang w:val="en-US"/>
-              </w:rPr>
-              <w:instrText>FORMCHECKBOX</w:instrText>
-            </w:r>
-            <w:r>
-              <w:instrText xml:space="preserve"> </w:instrText>
-            </w:r>
-            <w:r>
-              <w:rPr>
-                <w:lang w:val="en-US"/>
-              </w:rPr>
-            </w:r>
-            <w:r>
-              <w:rPr>
-                <w:lang w:val="en-US"/>
-              </w:rPr>
-              <w:fldChar w:fldCharType="separate"/>
-            </w:r>
-            <w:r>
-              <w:rPr>
-                <w:lang w:val="en-US"/>
-              </w:rPr>
-              <w:fldChar w:fldCharType="end"/>
-            </w:r>
-            <w:r>
               <w:t>другое</w:t>
             </w:r>
           </w:p>
@@ -2500,10 +3618,118 @@
     </w:tbl>
     <w:p>
       <w:pPr>
-        <w:rPr>
-          <w:b/>
-        </w:rPr>
-      </w:pPr>
+        <w:pStyle w:val="a3"/>
+        <w:jc w:val="center"/>
+        <w:rPr>
+          <w:rFonts w:ascii="Times New Roman" w:hAnsi="Times New Roman" w:cs="Times New Roman"/>
+          <w:b/>
+          <w:sz w:val="24"/>
+          <w:szCs w:val="24"/>
+        </w:rPr>
+      </w:pPr>
+      <w:r>
+        <w:rPr>
+          <w:rFonts w:ascii="Times New Roman" w:hAnsi="Times New Roman" w:cs="Times New Roman"/>
+          <w:b/>
+          <w:sz w:val="24"/>
+          <w:szCs w:val="24"/>
+        </w:rPr>
+        <w:t>Сведения, необходимые для заполнения заявления о выдаче визы в</w:t>
+      </w:r>
+    </w:p>
+    <w:p>
+      <w:pPr>
+        <w:pStyle w:val="a3"/>
+        <w:jc w:val="center"/>
+        <w:rPr>
+          <w:rFonts w:ascii="Times New Roman" w:hAnsi="Times New Roman" w:cs="Times New Roman"/>
+          <w:b/>
+          <w:sz w:val="24"/>
+          <w:szCs w:val="24"/>
+        </w:rPr>
+      </w:pPr>
+      <w:r>
+        <w:rPr>
+          <w:rFonts w:ascii="Times New Roman" w:hAnsi="Times New Roman" w:cs="Times New Roman"/>
+          <w:b/>
+          <w:sz w:val="24"/>
+          <w:szCs w:val="24"/>
+        </w:rPr>
+        <w:t>Генеральном Консульстве Финляндии</w:t>
+      </w:r>
+    </w:p>
+    <w:p>
+      <w:pPr>
+        <w:pStyle w:val="a3"/>
+        <w:jc w:val="center"/>
+        <w:rPr>
+          <w:rFonts w:ascii="Times New Roman" w:hAnsi="Times New Roman" w:cs="Times New Roman"/>
+          <w:sz w:val="24"/>
+          <w:szCs w:val="24"/>
+        </w:rPr>
+      </w:pPr>
+    </w:p>
+    <w:p>
+      <w:pPr>
+        <w:pStyle w:val="a3"/>
+        <w:jc w:val="center"/>
+        <w:rPr>
+          <w:rFonts w:ascii="Times New Roman" w:hAnsi="Times New Roman" w:cs="Times New Roman"/>
+          <w:b/>
+          <w:sz w:val="24"/>
+          <w:szCs w:val="24"/>
+          <w:lang w:val="en-US"/>
+        </w:rPr>
+      </w:pPr>
+      <w:r>
+        <w:rPr>
+          <w:rFonts w:ascii="Times New Roman" w:hAnsi="Times New Roman" w:cs="Times New Roman"/>
+          <w:sz w:val="24"/>
+          <w:szCs w:val="24"/>
+        </w:rPr>
+        <w:t>Я предупрежден(а), что в случае предоставления неверных или НЕПОЛНЫХ сведений в визе может быть отказано</w:t>
+      </w:r>
+      <w:r>
+        <w:rPr>
+          <w:rFonts w:ascii="Times New Roman" w:hAnsi="Times New Roman" w:cs="Times New Roman"/>
+          <w:sz w:val="24"/>
+          <w:szCs w:val="24"/>
+        </w:rPr>
+        <w:tab/>
+        <w:t>2025г.</w:t>
+      </w:r>
+      <w:r>
+        <w:rPr>
+          <w:rFonts w:ascii="Times New Roman" w:hAnsi="Times New Roman" w:cs="Times New Roman"/>
+          <w:sz w:val="24"/>
+          <w:szCs w:val="24"/>
+        </w:rPr>
+        <w:tab/>
+      </w:r>
+      <w:r>
+        <w:rPr>
+          <w:rFonts w:ascii="Times New Roman" w:hAnsi="Times New Roman" w:cs="Times New Roman"/>
+          <w:sz w:val="16"/>
+          <w:szCs w:val="16"/>
+        </w:rPr>
+        <w:t>Ф.И.О.</w:t>
+      </w:r>
+      <w:r>
+        <w:rPr>
+          <w:rFonts w:ascii="Times New Roman" w:hAnsi="Times New Roman" w:cs="Times New Roman"/>
+          <w:sz w:val="16"/>
+          <w:szCs w:val="16"/>
+        </w:rPr>
+        <w:t>,</w:t>
+      </w:r>
+      <w:r>
+        <w:rPr>
+          <w:rFonts w:ascii="Times New Roman" w:hAnsi="Times New Roman" w:cs="Times New Roman"/>
+          <w:sz w:val="16"/>
+          <w:szCs w:val="16"/>
+        </w:rPr>
+        <w:t xml:space="preserve"> подпись</w:t>
+      </w:r>
     </w:p>
     <w:sectPr>
       <w:headerReference w:type="even" r:id="rId8"/>
@@ -2513,7 +3739,7 @@
       <w:headerReference w:type="first" r:id="rId12"/>
       <w:footerReference w:type="first" r:id="rId13"/>
       <w:pgSz w:w="11906" w:h="16838"/>
-      <w:pgMar w:top="1134" w:right="850" w:bottom="1134" w:left="1701" w:header="624" w:footer="454" w:gutter="0"/>
+      <w:pgMar w:top="1134" w:right="850" w:bottom="1134" w:left="1843" w:header="624" w:footer="454" w:gutter="0"/>
       <w:cols w:space="708"/>
       <w:docGrid w:linePitch="360"/>
     </w:sectPr>
@@ -2561,200 +3787,7 @@
   <w:p>
     <w:pPr>
       <w:pStyle w:val="a5"/>
-      <w:rPr>
-        <w:rFonts w:ascii="Times New Roman" w:hAnsi="Times New Roman" w:cs="Times New Roman"/>
-        <w:sz w:val="24"/>
-        <w:szCs w:val="24"/>
-      </w:rPr>
     </w:pPr>
-    <w:r>
-      <w:rPr>
-        <w:rFonts w:ascii="Times New Roman" w:hAnsi="Times New Roman" w:cs="Times New Roman"/>
-        <w:sz w:val="24"/>
-        <w:szCs w:val="24"/>
-      </w:rPr>
-      <w:t>Я предупрежден(а), что в случае предоставления неверных или НЕПОЛНЫХ сведений в визе может быть отказано</w:t>
-    </w:r>
-    <w:r>
-      <w:rPr>
-        <w:rFonts w:ascii="Times New Roman" w:hAnsi="Times New Roman" w:cs="Times New Roman"/>
-        <w:sz w:val="24"/>
-        <w:szCs w:val="24"/>
-      </w:rPr>
-      <w:tab/>
-      <w:t>2025г.</w:t>
-    </w:r>
-    <w:r>
-      <w:rPr>
-        <w:rFonts w:ascii="Times New Roman" w:hAnsi="Times New Roman" w:cs="Times New Roman"/>
-        <w:sz w:val="24"/>
-        <w:szCs w:val="24"/>
-      </w:rPr>
-      <w:tab/>
-    </w:r>
-    <w:r>
-      <w:rPr>
-        <w:rFonts w:ascii="Times New Roman" w:hAnsi="Times New Roman" w:cs="Times New Roman"/>
-        <w:sz w:val="24"/>
-        <w:szCs w:val="24"/>
-      </w:rPr>
-      <w:tab/>
-    </w:r>
-  </w:p>
-  <w:p>
-    <w:pPr>
-      <w:pStyle w:val="a5"/>
-      <w:rPr>
-        <w:sz w:val="16"/>
-        <w:szCs w:val="16"/>
-      </w:rPr>
-    </w:pPr>
-    <w:r>
-      <w:rPr>
-        <w:rFonts w:ascii="Times New Roman" w:hAnsi="Times New Roman" w:cs="Times New Roman"/>
-        <w:sz w:val="20"/>
-        <w:szCs w:val="20"/>
-      </w:rPr>
-      <w:tab/>
-    </w:r>
-    <w:r>
-      <w:rPr>
-        <w:rFonts w:ascii="Times New Roman" w:hAnsi="Times New Roman" w:cs="Times New Roman"/>
-        <w:sz w:val="20"/>
-        <w:szCs w:val="20"/>
-      </w:rPr>
-      <w:tab/>
-    </w:r>
-    <w:r>
-      <w:rPr>
-        <w:rFonts w:ascii="Times New Roman" w:hAnsi="Times New Roman" w:cs="Times New Roman"/>
-        <w:sz w:val="16"/>
-        <w:szCs w:val="16"/>
-      </w:rPr>
-      <w:t>Ф.И.О.</w:t>
-    </w:r>
-    <w:r>
-      <w:rPr>
-        <w:rFonts w:ascii="Times New Roman" w:hAnsi="Times New Roman" w:cs="Times New Roman"/>
-        <w:sz w:val="16"/>
-        <w:szCs w:val="16"/>
-        <w:lang w:val="en-US"/>
-      </w:rPr>
-      <w:t>,</w:t>
-    </w:r>
-    <w:r>
-      <w:rPr>
-        <w:rFonts w:ascii="Times New Roman" w:hAnsi="Times New Roman" w:cs="Times New Roman"/>
-        <w:sz w:val="16"/>
-        <w:szCs w:val="16"/>
-      </w:rPr>
-      <w:t xml:space="preserve"> подпись</w:t>
-    </w:r>
-    <w:r>
-      <w:rPr>
-        <w:sz w:val="16"/>
-        <w:szCs w:val="16"/>
-      </w:rPr>
-      <w:tab/>
-    </w:r>
-    <w:r>
-      <w:rPr>
-        <w:sz w:val="16"/>
-        <w:szCs w:val="16"/>
-      </w:rPr>
-      <w:tab/>
-    </w:r>
-    <w:r>
-      <w:rPr>
-        <w:sz w:val="16"/>
-        <w:szCs w:val="16"/>
-      </w:rPr>
-      <w:tab/>
-    </w:r>
-    <w:r>
-      <w:rPr>
-        <w:sz w:val="16"/>
-        <w:szCs w:val="16"/>
-      </w:rPr>
-      <w:tab/>
-    </w:r>
-    <w:r>
-      <w:rPr>
-        <w:sz w:val="16"/>
-        <w:szCs w:val="16"/>
-      </w:rPr>
-      <w:tab/>
-    </w:r>
-    <w:r>
-      <w:rPr>
-        <w:sz w:val="16"/>
-        <w:szCs w:val="16"/>
-      </w:rPr>
-      <w:tab/>
-    </w:r>
-    <w:r>
-      <w:rPr>
-        <w:sz w:val="16"/>
-        <w:szCs w:val="16"/>
-      </w:rPr>
-      <w:tab/>
-    </w:r>
-    <w:r>
-      <w:rPr>
-        <w:sz w:val="16"/>
-        <w:szCs w:val="16"/>
-      </w:rPr>
-      <w:tab/>
-    </w:r>
-    <w:r>
-      <w:rPr>
-        <w:sz w:val="16"/>
-        <w:szCs w:val="16"/>
-      </w:rPr>
-      <w:tab/>
-    </w:r>
-    <w:r>
-      <w:rPr>
-        <w:sz w:val="16"/>
-        <w:szCs w:val="16"/>
-      </w:rPr>
-      <w:tab/>
-    </w:r>
-    <w:r>
-      <w:rPr>
-        <w:sz w:val="16"/>
-        <w:szCs w:val="16"/>
-      </w:rPr>
-      <w:tab/>
-    </w:r>
-    <w:r>
-      <w:rPr>
-        <w:sz w:val="16"/>
-        <w:szCs w:val="16"/>
-      </w:rPr>
-      <w:tab/>
-    </w:r>
-    <w:r>
-      <w:rPr>
-        <w:sz w:val="16"/>
-        <w:szCs w:val="16"/>
-      </w:rPr>
-      <w:tab/>
-    </w:r>
-    <w:r>
-      <w:rPr>
-        <w:sz w:val="16"/>
-        <w:szCs w:val="16"/>
-      </w:rPr>
-      <w:tab/>
-    </w:r>
-    <w:r>
-      <w:rPr>
-        <w:sz w:val="16"/>
-        <w:szCs w:val="16"/>
-      </w:rPr>
-      <w:tab/>
-    </w:r>
   </w:p>
 </w:ftr>
 </file>
@@ -2809,84 +3842,73 @@
   <w:p>
     <w:pPr>
       <w:pStyle w:val="a3"/>
-      <w:jc w:val="center"/>
       <w:rPr>
-        <w:rFonts w:ascii="Times New Roman" w:hAnsi="Times New Roman" w:cs="Times New Roman"/>
-        <w:b/>
-        <w:sz w:val="24"/>
-        <w:szCs w:val="24"/>
+        <w:sz w:val="20"/>
+        <w:szCs w:val="20"/>
+        <w:u w:val="single"/>
       </w:rPr>
     </w:pPr>
+    <w:sdt>
+      <w:sdtPr>
+        <w:rPr>
+          <w:sz w:val="20"/>
+          <w:szCs w:val="20"/>
+          <w:u w:val="single"/>
+        </w:rPr>
+        <w:id w:val="-592626779"/>
+        <w:docPartObj>
+          <w:docPartGallery w:val="Watermarks"/>
+          <w:docPartUnique/>
+        </w:docPartObj>
+      </w:sdtPr>
+      <w:sdtContent>
+        <w:r>
+          <w:rPr>
+            <w:sz w:val="20"/>
+            <w:szCs w:val="20"/>
+            <w:u w:val="single"/>
+          </w:rPr>
+          <w:pict w14:anchorId="681B1099">
+            <v:shapetype id="_x0000_t136" coordsize="21600,21600" o:spt="136" adj="10800" path="m@7,l@8,m@5,21600l@6,21600e">
+              <v:formulas>
+                <v:f eqn="sum #0 0 10800"/>
+                <v:f eqn="prod #0 2 1"/>
+                <v:f eqn="sum 21600 0 @1"/>
+                <v:f eqn="sum 0 0 @2"/>
+                <v:f eqn="sum 21600 0 @3"/>
+                <v:f eqn="if @0 @3 0"/>
+                <v:f eqn="if @0 21600 @1"/>
+                <v:f eqn="if @0 0 @2"/>
+                <v:f eqn="if @0 @4 21600"/>
+                <v:f eqn="mid @5 @6"/>
+                <v:f eqn="mid @8 @5"/>
+                <v:f eqn="mid @7 @8"/>
+                <v:f eqn="mid @6 @7"/>
+                <v:f eqn="sum @6 0 @5"/>
+              </v:formulas>
+              <v:path textpathok="t" o:connecttype="custom" o:connectlocs="@9,0;@10,10800;@11,21600;@12,10800" o:connectangles="270,180,90,0"/>
+              <v:textpath on="t" fitshape="t"/>
+              <v:handles>
+                <v:h position="#0,bottomRight" xrange="6629,14971"/>
+              </v:handles>
+              <o:lock v:ext="edit" text="t" shapetype="t"/>
+            </v:shapetype>
+            <v:shape id="PowerPlusWaterMarkObject357922611" o:spid="_x0000_s1034" type="#_x0000_t136" style="position:absolute;margin-left:0;margin-top:0;width:461.85pt;height:197.95pt;rotation:315;z-index:-251657216;mso-position-horizontal:center;mso-position-horizontal-relative:margin;mso-position-vertical:center;mso-position-vertical-relative:margin" o:allowincell="f" fillcolor="silver" stroked="f">
+              <v:fill opacity=".5"/>
+              <v:textpath style="font-family:&quot;calibri&quot;;font-size:1pt" string="ОБРАЗЕЦ"/>
+              <w10:wrap anchorx="margin" anchory="margin"/>
+            </v:shape>
+          </w:pict>
+        </w:r>
+      </w:sdtContent>
+    </w:sdt>
     <w:r>
       <w:rPr>
-        <w:rFonts w:ascii="Times New Roman" w:hAnsi="Times New Roman" w:cs="Times New Roman"/>
-        <w:b/>
-        <w:sz w:val="24"/>
-        <w:szCs w:val="24"/>
+        <w:sz w:val="20"/>
+        <w:szCs w:val="20"/>
+        <w:u w:val="single"/>
       </w:rPr>
-      <w:t>Сведения, необходимые для заполнения заявления о выдаче визы в</w:t>
-    </w:r>
-  </w:p>
-  <w:p>
-    <w:pPr>
-      <w:pStyle w:val="a3"/>
-      <w:jc w:val="center"/>
-      <w:rPr>
-        <w:rFonts w:ascii="Times New Roman" w:hAnsi="Times New Roman" w:cs="Times New Roman"/>
-        <w:b/>
-        <w:sz w:val="24"/>
-        <w:szCs w:val="24"/>
-      </w:rPr>
-    </w:pPr>
-    <w:r>
-      <w:rPr>
-        <w:rFonts w:ascii="Times New Roman" w:hAnsi="Times New Roman" w:cs="Times New Roman"/>
-        <w:b/>
-        <w:noProof/>
-        <w:sz w:val="24"/>
-        <w:szCs w:val="24"/>
-        <w:lang w:eastAsia="zh-TW"/>
-      </w:rPr>
-      <w:pict w14:anchorId="7A16D55C">
-        <v:shapetype id="_x0000_t136" coordsize="21600,21600" o:spt="136" adj="10800" path="m@7,l@8,m@5,21600l@6,21600e">
-          <v:formulas>
-            <v:f eqn="sum #0 0 10800"/>
-            <v:f eqn="prod #0 2 1"/>
-            <v:f eqn="sum 21600 0 @1"/>
-            <v:f eqn="sum 0 0 @2"/>
-            <v:f eqn="sum 21600 0 @3"/>
-            <v:f eqn="if @0 @3 0"/>
-            <v:f eqn="if @0 21600 @1"/>
-            <v:f eqn="if @0 0 @2"/>
-            <v:f eqn="if @0 @4 21600"/>
-            <v:f eqn="mid @5 @6"/>
-            <v:f eqn="mid @8 @5"/>
-            <v:f eqn="mid @7 @8"/>
-            <v:f eqn="mid @6 @7"/>
-            <v:f eqn="sum @6 0 @5"/>
-          </v:formulas>
-          <v:path textpathok="t" o:connecttype="custom" o:connectlocs="@9,0;@10,10800;@11,21600;@12,10800" o:connectangles="270,180,90,0"/>
-          <v:textpath on="t" fitshape="t"/>
-          <v:handles>
-            <v:h position="#0,bottomRight" xrange="6629,14971"/>
-          </v:handles>
-          <o:lock v:ext="edit" text="t" shapetype="t"/>
-        </v:shapetype>
-        <v:shape id="PowerPlusWaterMarkObject172939486" o:spid="_x0000_s1032" type="#_x0000_t136" style="position:absolute;left:0;text-align:left;margin-left:0;margin-top:0;width:581.85pt;height:77.55pt;rotation:315;z-index:-251658752;mso-position-horizontal:center;mso-position-horizontal-relative:margin;mso-position-vertical:center;mso-position-vertical-relative:margin" o:allowincell="f" fillcolor="silver" stroked="f">
-          <v:fill opacity=".5"/>
-          <v:textpath style="font-family:&quot;Times New Poman&quot;;font-size:1pt" string="НЕ КОПИРОВАТЬ"/>
-          <w10:wrap anchorx="margin" anchory="margin"/>
-        </v:shape>
-      </w:pict>
-    </w:r>
-    <w:r>
-      <w:rPr>
-        <w:rFonts w:ascii="Times New Roman" w:hAnsi="Times New Roman" w:cs="Times New Roman"/>
-        <w:b/>
-        <w:sz w:val="24"/>
-        <w:szCs w:val="24"/>
-      </w:rPr>
-      <w:t>Генеральном Консульстве Финляндии</w:t>
+      <w:t>Microsoft Word 2021Лабораторная работа №5 «Создание бланка. Создание и использование шаблона»</w:t>
     </w:r>
   </w:p>
 </w:hdr>
@@ -2994,6 +4016,101 @@
     </w:lvl>
   </w:abstractNum>
   <w:abstractNum w:abstractNumId="1" w15:restartNumberingAfterBreak="0">
+    <w:nsid w:val="3A1A2B32"/>
+    <w:multiLevelType w:val="multilevel"/>
+    <w:tmpl w:val="7A6E2E7C"/>
+    <w:styleLink w:val="1"/>
+    <w:lvl w:ilvl="0">
+      <w:start w:val="1"/>
+      <w:numFmt w:val="decimal"/>
+      <w:lvlText w:val="%1."/>
+      <w:lvlJc w:val="left"/>
+      <w:pPr>
+        <w:ind w:left="720" w:hanging="360"/>
+      </w:pPr>
+      <w:rPr>
+        <w:rFonts w:hint="default"/>
+        <w:b/>
+      </w:rPr>
+    </w:lvl>
+    <w:lvl w:ilvl="1">
+      <w:start w:val="1"/>
+      <w:numFmt w:val="bullet"/>
+      <w:lvlText w:val=""/>
+      <w:lvlJc w:val="left"/>
+      <w:pPr>
+        <w:ind w:left="1440" w:hanging="360"/>
+      </w:pPr>
+      <w:rPr>
+        <w:rFonts w:ascii="Symbol" w:hAnsi="Symbol" w:hint="default"/>
+        <w:color w:val="auto"/>
+      </w:rPr>
+    </w:lvl>
+    <w:lvl w:ilvl="2">
+      <w:start w:val="1"/>
+      <w:numFmt w:val="lowerRoman"/>
+      <w:lvlText w:val="%3."/>
+      <w:lvlJc w:val="right"/>
+      <w:pPr>
+        <w:ind w:left="2160" w:hanging="180"/>
+      </w:pPr>
+    </w:lvl>
+    <w:lvl w:ilvl="3">
+      <w:start w:val="1"/>
+      <w:numFmt w:val="decimal"/>
+      <w:lvlText w:val="%4."/>
+      <w:lvlJc w:val="left"/>
+      <w:pPr>
+        <w:ind w:left="2880" w:hanging="360"/>
+      </w:pPr>
+    </w:lvl>
+    <w:lvl w:ilvl="4">
+      <w:start w:val="1"/>
+      <w:numFmt w:val="lowerLetter"/>
+      <w:lvlText w:val="%5."/>
+      <w:lvlJc w:val="left"/>
+      <w:pPr>
+        <w:ind w:left="3600" w:hanging="360"/>
+      </w:pPr>
+    </w:lvl>
+    <w:lvl w:ilvl="5">
+      <w:start w:val="1"/>
+      <w:numFmt w:val="lowerRoman"/>
+      <w:lvlText w:val="%6."/>
+      <w:lvlJc w:val="right"/>
+      <w:pPr>
+        <w:ind w:left="4320" w:hanging="180"/>
+      </w:pPr>
+    </w:lvl>
+    <w:lvl w:ilvl="6">
+      <w:start w:val="1"/>
+      <w:numFmt w:val="decimal"/>
+      <w:lvlText w:val="%7."/>
+      <w:lvlJc w:val="left"/>
+      <w:pPr>
+        <w:ind w:left="5040" w:hanging="360"/>
+      </w:pPr>
+    </w:lvl>
+    <w:lvl w:ilvl="7">
+      <w:start w:val="1"/>
+      <w:numFmt w:val="lowerLetter"/>
+      <w:lvlText w:val="%8."/>
+      <w:lvlJc w:val="left"/>
+      <w:pPr>
+        <w:ind w:left="5760" w:hanging="360"/>
+      </w:pPr>
+    </w:lvl>
+    <w:lvl w:ilvl="8">
+      <w:start w:val="1"/>
+      <w:numFmt w:val="lowerRoman"/>
+      <w:lvlText w:val="%9."/>
+      <w:lvlJc w:val="right"/>
+      <w:pPr>
+        <w:ind w:left="6480" w:hanging="180"/>
+      </w:pPr>
+    </w:lvl>
+  </w:abstractNum>
+  <w:abstractNum w:abstractNumId="2" w15:restartNumberingAfterBreak="0">
     <w:nsid w:val="4DAD2D07"/>
     <w:multiLevelType w:val="hybridMultilevel"/>
     <w:tmpl w:val="2C88C9E8"/>
@@ -3082,7 +4199,7 @@
       </w:pPr>
     </w:lvl>
   </w:abstractNum>
-  <w:abstractNum w:abstractNumId="2" w15:restartNumberingAfterBreak="0">
+  <w:abstractNum w:abstractNumId="3" w15:restartNumberingAfterBreak="0">
     <w:nsid w:val="5D263D5E"/>
     <w:multiLevelType w:val="hybridMultilevel"/>
     <w:tmpl w:val="CABE9612"/>
@@ -3171,7 +4288,13 @@
       </w:pPr>
     </w:lvl>
   </w:abstractNum>
-  <w:abstractNum w:abstractNumId="3" w15:restartNumberingAfterBreak="0">
+  <w:abstractNum w:abstractNumId="4" w15:restartNumberingAfterBreak="0">
+    <w:nsid w:val="5EC61CCA"/>
+    <w:multiLevelType w:val="multilevel"/>
+    <w:tmpl w:val="7A6E2E7C"/>
+    <w:numStyleLink w:val="1"/>
+  </w:abstractNum>
+  <w:abstractNum w:abstractNumId="5" w15:restartNumberingAfterBreak="0">
     <w:nsid w:val="685B2FFF"/>
     <w:multiLevelType w:val="hybridMultilevel"/>
     <w:tmpl w:val="A1805C7E"/>
@@ -3261,16 +4384,22 @@
     </w:lvl>
   </w:abstractNum>
   <w:num w:numId="1" w16cid:durableId="559053351">
-    <w:abstractNumId w:val="3"/>
+    <w:abstractNumId w:val="5"/>
   </w:num>
   <w:num w:numId="2" w16cid:durableId="1508058378">
     <w:abstractNumId w:val="0"/>
   </w:num>
   <w:num w:numId="3" w16cid:durableId="909849723">
-    <w:abstractNumId w:val="1"/>
+    <w:abstractNumId w:val="2"/>
   </w:num>
   <w:num w:numId="4" w16cid:durableId="1246496738">
-    <w:abstractNumId w:val="2"/>
+    <w:abstractNumId w:val="3"/>
+  </w:num>
+  <w:num w:numId="5" w16cid:durableId="2116556912">
+    <w:abstractNumId w:val="4"/>
+  </w:num>
+  <w:num w:numId="6" w16cid:durableId="1245534503">
+    <w:abstractNumId w:val="1"/>
   </w:num>
 </w:numbering>
 </file>
@@ -3673,12 +4802,11 @@
   <w:style w:type="paragraph" w:default="1" w:styleId="a">
     <w:name w:val="Normal"/>
     <w:qFormat/>
-    <w:rsid w:val="008363C8"/>
+    <w:rsid w:val="00421ECE"/>
   </w:style>
   <w:style w:type="character" w:default="1" w:styleId="a0">
     <w:name w:val="Default Paragraph Font"/>
     <w:uiPriority w:val="1"/>
-    <w:semiHidden/>
     <w:unhideWhenUsed/>
   </w:style>
   <w:style w:type="table" w:default="1" w:styleId="a1">
@@ -3815,6 +4943,16 @@
     <w:rPr>
       <w:color w:val="808080"/>
     </w:rPr>
+  </w:style>
+  <w:style w:type="numbering" w:customStyle="1" w:styleId="1">
+    <w:name w:val="Стиль1"/>
+    <w:uiPriority w:val="99"/>
+    <w:rsid w:val="00A33D51"/>
+    <w:pPr>
+      <w:numPr>
+        <w:numId w:val="6"/>
+      </w:numPr>
+    </w:pPr>
   </w:style>
 </w:styles>
 </file>
